--- a/pr-preview/pr-332/bayesian-inference-handout-tracked-changes.docx
+++ b/pr-preview/pr-332/bayesian-inference-handout-tracked-changes.docx
@@ -16,7 +16,7 @@
       </w:pPr>
       <w:del w:id="1" w:author="PR Preview" w:date="2026-01-01T00:00:00Z">
         <w:r>
-          <w:delText xml:space="preserve">Last modified: 2026-10-17 21:08:29 (PDT)</w:delText>
+          <w:delText xml:space="preserve">Last modified: 2026-10-18 11:21:26 (PDT)</w:delText>
         </w:r>
       </w:del>
     </w:p>
@@ -26,7 +26,7 @@
       </w:pPr>
       <w:ins w:id="2" w:author="PR Preview" w:date="2026-01-01T00:00:00Z">
         <w:r>
-          <w:t xml:space="preserve">Last modified: 2026-10-18 00:41:18 (PDT)</w:t>
+          <w:t xml:space="preserve">Last modified: 2026-10-18 11:35:24 (PDT)</w:t>
         </w:r>
       </w:ins>
     </w:p>
@@ -65,7 +65,7 @@
         <w:t xml:space="preserve"> </w:t>
       </w:r>
       <w:r>
-        <w:t xml:space="preserve">(Dobson and Barnett 2018, chap. 12)</w:t>
+        <w:t xml:space="preserve">[1, Ch. 12]</w:t>
       </w:r>
       <w:r>
         <w:t xml:space="preserve">.</w:t>
@@ -286,7 +286,7 @@
         <w:t xml:space="preserve"> </w:t>
       </w:r>
       <w:r>
-        <w:t xml:space="preserve">Wikipedia contributors (2026f)</w:t>
+        <w:t xml:space="preserve">Wikipedia contributors [2]</w:t>
       </w:r>
       <w:r>
         <w:t xml:space="preserve">.</w:t>
@@ -357,7 +357,7 @@
         <w:t xml:space="preserve"> </w:t>
       </w:r>
       <w:r>
-        <w:t xml:space="preserve">(Dobson and Barnett 2018, chap. 12, p. 272)</w:t>
+        <w:t xml:space="preserve">[1, Ch. 12], p. 272</w:t>
       </w:r>
       <w:r>
         <w:t xml:space="preserve">.</w:t>
@@ -374,7 +374,7 @@
         <w:t xml:space="preserve"> </w:t>
       </w:r>
       <w:r>
-        <w:t xml:space="preserve">Wikipedia contributors (2026c)</w:t>
+        <w:t xml:space="preserve">Wikipedia contributors [3]</w:t>
       </w:r>
       <w:r>
         <w:t xml:space="preserve">.</w:t>
@@ -707,7 +707,7 @@
         <w:t xml:space="preserve"> </w:t>
       </w:r>
       <w:r>
-        <w:t xml:space="preserve">Wikipedia contributors (2026l)</w:t>
+        <w:t xml:space="preserve">Wikipedia contributors [4]</w:t>
       </w:r>
       <w:r>
         <w:t xml:space="preserve">.</w:t>
@@ -1219,7 +1219,7 @@
         <w:t xml:space="preserve"> </w:t>
       </w:r>
       <w:r>
-        <w:t xml:space="preserve">Wikipedia contributors (2026k)</w:t>
+        <w:t xml:space="preserve">Wikipedia contributors [5]</w:t>
       </w:r>
       <w:r>
         <w:t xml:space="preserve">.</w:t>
@@ -1621,7 +1621,7 @@
         <w:t xml:space="preserve"> </w:t>
       </w:r>
       <w:r>
-        <w:t xml:space="preserve">Wikipedia contributors (2026h)</w:t>
+        <w:t xml:space="preserve">Wikipedia contributors [6]</w:t>
       </w:r>
       <w:r>
         <w:t xml:space="preserve">.</w:t>
@@ -4273,7 +4273,7 @@
         <w:t xml:space="preserve"> </w:t>
       </w:r>
       <w:r>
-        <w:t xml:space="preserve">(Dobson and Barnett 2018, chap. 12, p. 272)</w:t>
+        <w:t xml:space="preserve">[1, Ch. 12], p. 272</w:t>
       </w:r>
       <w:r>
         <w:t xml:space="preserve">.</w:t>
@@ -5209,7 +5209,7 @@
         <w:t xml:space="preserve"> </w:t>
       </w:r>
       <w:r>
-        <w:t xml:space="preserve">Wikipedia contributors (2026i)</w:t>
+        <w:t xml:space="preserve">Wikipedia contributors [7]</w:t>
       </w:r>
       <w:r>
         <w:t xml:space="preserve">.</w:t>
@@ -9398,7 +9398,7 @@
         <w:t xml:space="preserve"> </w:t>
       </w:r>
       <w:r>
-        <w:t xml:space="preserve">(Dobson and Barnett 2018, chap. 12, p. 272)</w:t>
+        <w:t xml:space="preserve">[1, Ch. 12], p. 272</w:t>
       </w:r>
       <w:r>
         <w:t xml:space="preserve">.</w:t>
@@ -9686,7 +9686,7 @@
         <w:t xml:space="preserve"> </w:t>
       </w:r>
       <w:r>
-        <w:t xml:space="preserve">Wikipedia contributors (2026e)</w:t>
+        <w:t xml:space="preserve">Wikipedia contributors [8]</w:t>
       </w:r>
       <w:r>
         <w:t xml:space="preserve">.</w:t>
@@ -17067,7 +17067,7 @@
         <w:pStyle w:val="BodyText"/>
       </w:pPr>
       <w:r>
-        <w:t xml:space="preserve">Casella and Berger (2002, sec. 9.2.4, pp. 435–439)</w:t>
+        <w:t xml:space="preserve">Casella and Berger [9, Sec. 9.2.4], pp. 435–439</w:t>
       </w:r>
       <w:r>
         <w:t xml:space="preserve"> </w:t>
@@ -17184,7 +17184,7 @@
         <w:t xml:space="preserve"> </w:t>
       </w:r>
       <w:r>
-        <w:t xml:space="preserve">(Dobson and Barnett 2018, chap. 12, p. 273)</w:t>
+        <w:t xml:space="preserve">[1, Ch. 12], p. 273</w:t>
       </w:r>
       <w:r>
         <w:t xml:space="preserve">,</w:t>
@@ -17822,7 +17822,7 @@
         </w:numPr>
       </w:pPr>
       <w:r>
-        <w:t xml:space="preserve">Hogg et al. (2019, sec. 6.8, pp. 298–305)</w:t>
+        <w:t xml:space="preserve">Hogg et al. [10, Sec. 6.8], pp. 298–305</w:t>
       </w:r>
       <w:r>
         <w:t xml:space="preserve"> </w:t>
@@ -17840,7 +17840,7 @@
         </w:numPr>
       </w:pPr>
       <w:r>
-        <w:t xml:space="preserve">Casella and Berger (2002, sec. 7.2.3, pp. 324–325)</w:t>
+        <w:t xml:space="preserve">Casella and Berger [9, Sec. 7.2.3], pp. 324–325</w:t>
       </w:r>
       <w:r>
         <w:t xml:space="preserve"> </w:t>
@@ -17858,7 +17858,7 @@
         </w:numPr>
       </w:pPr>
       <w:r>
-        <w:t xml:space="preserve">Rice (2007, sec. 8.6, pp. 285–297)</w:t>
+        <w:t xml:space="preserve">Rice [11, Sec. 8.6], pp. 285–297</w:t>
       </w:r>
       <w:r>
         <w:t xml:space="preserve"> </w:t>
@@ -17938,7 +17938,7 @@
         <w:t xml:space="preserve"> </w:t>
       </w:r>
       <w:r>
-        <w:t xml:space="preserve">(Dobson and Barnett 2018, chap. 12, p. 276)</w:t>
+        <w:t xml:space="preserve">[1, Ch. 12], p. 276</w:t>
       </w:r>
       <w:r>
         <w:t xml:space="preserve">.</w:t>
@@ -18028,7 +18028,7 @@
         <w:t xml:space="preserve"> </w:t>
       </w:r>
       <w:r>
-        <w:t xml:space="preserve">Wikipedia contributors (2026d)</w:t>
+        <w:t xml:space="preserve">Wikipedia contributors [12]</w:t>
       </w:r>
       <w:r>
         <w:t xml:space="preserve">.</w:t>
@@ -19360,7 +19360,7 @@
         <w:t xml:space="preserve"> </w:t>
       </w:r>
       <w:r>
-        <w:t xml:space="preserve">(Casella and Berger 2002, sec. 3.3, p. 107)</w:t>
+        <w:t xml:space="preserve">[9, Sec. 3.3], p. 107</w:t>
       </w:r>
       <w:r>
         <w:t xml:space="preserve">.</w:t>
@@ -19710,7 +19710,7 @@
         <w:t xml:space="preserve"> </w:t>
       </w:r>
       <w:r>
-        <w:t xml:space="preserve">(Hosmer and Lemeshow 1989; Venables and Ripley 2002, sec. 7.2)</w:t>
+        <w:t xml:space="preserve">[13], [14, Sec. 7.2]</w:t>
       </w:r>
       <w:r>
         <w:t xml:space="preserve">.</w:t>
@@ -24416,7 +24416,7 @@
         <w:t xml:space="preserve"> </w:t>
       </w:r>
       <w:r>
-        <w:t xml:space="preserve">(Dobson and Barnett 2018, chap. 12, p. 276)</w:t>
+        <w:t xml:space="preserve">[1, Ch. 12], p. 276</w:t>
       </w:r>
       <w:r>
         <w:t xml:space="preserve">.</w:t>
@@ -26726,7 +26726,7 @@
         <w:t xml:space="preserve"> </w:t>
       </w:r>
       <w:r>
-        <w:t xml:space="preserve">(Casella and Berger 2002, Theorem 2.1.5)</w:t>
+        <w:t xml:space="preserve">[9], Theorem 2.1.5</w:t>
       </w:r>
       <w:r>
         <w:t xml:space="preserve">,</w:t>
@@ -28260,7 +28260,7 @@
         <w:t xml:space="preserve"> </w:t>
       </w:r>
       <w:r>
-        <w:t xml:space="preserve">(Dobson and Barnett 2018, chap. 12, p. 277)</w:t>
+        <w:t xml:space="preserve">[1, Ch. 12], p. 277</w:t>
       </w:r>
       <w:r>
         <w:t xml:space="preserve">.</w:t>
@@ -29584,7 +29584,7 @@
         <w:t xml:space="preserve"> </w:t>
       </w:r>
       <w:r>
-        <w:t xml:space="preserve">(Gelman et al. 2013, sec. 6.3, p. 143; McElreath 2020, sec. 4.3.2, pp. 82-83)</w:t>
+        <w:t xml:space="preserve">[15, Sec. 6.3], p. 143, [16, Sec. 4.3.2], pp. 82-83</w:t>
       </w:r>
       <w:r>
         <w:t xml:space="preserve">.</w:t>
@@ -29735,7 +29735,7 @@
         <w:t xml:space="preserve"> </w:t>
       </w:r>
       <w:r>
-        <w:t xml:space="preserve">(Gelman et al. 2013, sec. 1.3, p. 7, eq. 1.3)</w:t>
+        <w:t xml:space="preserve">[15, Sec. 1.3], p. 7, eq. 1.3</w:t>
       </w:r>
       <w:r>
         <w:t xml:space="preserve">:</w:t>
@@ -30781,7 +30781,7 @@
         <w:t xml:space="preserve"> </w:t>
       </w:r>
       <w:r>
-        <w:t xml:space="preserve">(Gelman et al. 2013, sec. 2.4, p. 34)</w:t>
+        <w:t xml:space="preserve">[15, Sec. 2.4], p. 34</w:t>
       </w:r>
       <w:r>
         <w:t xml:space="preserve">.</w:t>
@@ -31704,7 +31704,7 @@
         <w:t xml:space="preserve"> </w:t>
       </w:r>
       <w:r>
-        <w:t xml:space="preserve">(Gelman et al. 2013, sec. 1.3, p. 7, eq. 1.3)</w:t>
+        <w:t xml:space="preserve">[15, Sec. 1.3], p. 7, eq. 1.3</w:t>
       </w:r>
       <w:r>
         <w:t xml:space="preserve">.</w:t>
@@ -32004,7 +32004,7 @@
         <w:t xml:space="preserve"> </w:t>
       </w:r>
       <w:r>
-        <w:t xml:space="preserve">(Gelman et al. 2013, sec. 1.3, p. 7, eq. 1.4)</w:t>
+        <w:t xml:space="preserve">[15, Sec. 1.3], p. 7, eq. 1.4</w:t>
       </w:r>
       <w:r>
         <w:t xml:space="preserve">.</w:t>
@@ -32092,7 +32092,7 @@
         <w:t xml:space="preserve"> </w:t>
       </w:r>
       <w:r>
-        <w:t xml:space="preserve">Wikipedia contributors (2026j)</w:t>
+        <w:t xml:space="preserve">Wikipedia contributors [17]</w:t>
       </w:r>
       <w:r>
         <w:t xml:space="preserve">.</w:t>
@@ -33362,7 +33362,7 @@
         <w:t xml:space="preserve"> </w:t>
       </w:r>
       <w:r>
-        <w:t xml:space="preserve">(Gelman et al. 2013, sec. 6.3, p. 145)</w:t>
+        <w:t xml:space="preserve">[15, Sec. 6.3], p. 145</w:t>
       </w:r>
       <w:r>
         <w:t xml:space="preserve">.</w:t>
@@ -34638,7 +34638,7 @@
         <w:t xml:space="preserve"> </w:t>
       </w:r>
       <w:r>
-        <w:t xml:space="preserve">(McElreath 2020, sec. 4.3.2, pp. 82-83)</w:t>
+        <w:t xml:space="preserve">[16, Sec. 4.3.2], pp. 82-83</w:t>
       </w:r>
       <w:r>
         <w:t xml:space="preserve">.</w:t>
@@ -37467,7 +37467,7 @@
         <w:t xml:space="preserve"> </w:t>
       </w:r>
       <w:r>
-        <w:t xml:space="preserve">(Gelman et al. 2013, sec. 6.3, pp. 143-145)</w:t>
+        <w:t xml:space="preserve">[15, Sec. 6.3], pp. 143-145</w:t>
       </w:r>
       <w:r>
         <w:t xml:space="preserve">.</w:t>
@@ -40624,7 +40624,7 @@
         <w:t xml:space="preserve"> </w:t>
       </w:r>
       <w:r>
-        <w:t xml:space="preserve">(Gelman et al. 2013, sec. 6.3, p. 146)</w:t>
+        <w:t xml:space="preserve">[15, Sec. 6.3], p. 146</w:t>
       </w:r>
       <w:r>
         <w:t xml:space="preserve">.</w:t>
@@ -41147,7 +41147,7 @@
         <w:t xml:space="preserve"> </w:t>
       </w:r>
       <w:r>
-        <w:t xml:space="preserve">(Dobson and Barnett 2018, chap. 12, p. 281)</w:t>
+        <w:t xml:space="preserve">[1, Ch. 12], p. 281</w:t>
       </w:r>
       <w:r>
         <w:t xml:space="preserve">.</w:t>
@@ -41164,7 +41164,7 @@
         <w:t xml:space="preserve"> </w:t>
       </w:r>
       <w:r>
-        <w:t xml:space="preserve">Wikipedia contributors (2026b)</w:t>
+        <w:t xml:space="preserve">Wikipedia contributors [18]</w:t>
       </w:r>
       <w:r>
         <w:t xml:space="preserve">.</w:t>
@@ -41300,7 +41300,7 @@
         <w:t xml:space="preserve"> </w:t>
       </w:r>
       <w:r>
-        <w:t xml:space="preserve">Wikipedia contributors (2026g)</w:t>
+        <w:t xml:space="preserve">Wikipedia contributors [19]</w:t>
       </w:r>
       <w:r>
         <w:t xml:space="preserve">.</w:t>
@@ -41978,7 +41978,7 @@
         <w:t xml:space="preserve"> </w:t>
       </w:r>
       <w:r>
-        <w:t xml:space="preserve">(Dobson and Barnett 2018, chap. 12, p. 281)</w:t>
+        <w:t xml:space="preserve">[1, Ch. 12], p. 281</w:t>
       </w:r>
       <w:r>
         <w:t xml:space="preserve">.</w:t>
@@ -42009,7 +42009,7 @@
         <w:t xml:space="preserve"> </w:t>
       </w:r>
       <w:r>
-        <w:t xml:space="preserve">(Dobson and Barnett 2018, chap. 11)</w:t>
+        <w:t xml:space="preserve">[1, Ch. 11]</w:t>
       </w:r>
       <w:r>
         <w:t xml:space="preserve"> </w:t>
@@ -42373,7 +42373,7 @@
         </w:numPr>
       </w:pPr>
       <w:r>
-        <w:t xml:space="preserve">Ross (2022)</w:t>
+        <w:t xml:space="preserve">Ross [20]</w:t>
       </w:r>
       <w:r>
         <w:t xml:space="preserve">, a free online textbook</w:t>
@@ -42388,7 +42388,7 @@
         </w:numPr>
       </w:pPr>
       <w:r>
-        <w:t xml:space="preserve">Aragon (2018)</w:t>
+        <w:t xml:space="preserve">Aragon [21]</w:t>
       </w:r>
       <w:r>
         <w:t xml:space="preserve">, on population health thinking with Bayesian networks</w:t>
@@ -42403,7 +42403,7 @@
         </w:numPr>
       </w:pPr>
       <w:r>
-        <w:t xml:space="preserve">McElreath (2020)</w:t>
+        <w:t xml:space="preserve">McElreath [16]</w:t>
       </w:r>
       <w:r>
         <w:t xml:space="preserve">,</w:t>
@@ -42530,7 +42530,7 @@
         </w:numPr>
       </w:pPr>
       <w:r>
-        <w:t xml:space="preserve">Korner-Nievergelt and Korner-Nievergelt (2015)</w:t>
+        <w:t xml:space="preserve">Korner-Nievergelt and Korner-Nievergelt [22]</w:t>
       </w:r>
     </w:p>
     <w:p>
@@ -42542,7 +42542,7 @@
         </w:numPr>
       </w:pPr>
       <w:r>
-        <w:t xml:space="preserve">Cowles (2013)</w:t>
+        <w:t xml:space="preserve">Cowles [23]</w:t>
       </w:r>
     </w:p>
     <w:p>
@@ -42554,7 +42554,7 @@
         </w:numPr>
       </w:pPr>
       <w:r>
-        <w:t xml:space="preserve">Kéry et al. (2012)</w:t>
+        <w:t xml:space="preserve">Kéry et al. [24]</w:t>
       </w:r>
     </w:p>
     <w:p>
@@ -42566,7 +42566,7 @@
         </w:numPr>
       </w:pPr>
       <w:r>
-        <w:t xml:space="preserve">Hobbs and Hooten (2015)</w:t>
+        <w:t xml:space="preserve">Hobbs and Hooten [25]</w:t>
       </w:r>
       <w:r>
         <w:t xml:space="preserve">,</w:t>
@@ -42607,7 +42607,7 @@
         </w:numPr>
       </w:pPr>
       <w:r>
-        <w:t xml:space="preserve">Wikipedia contributors (2026a)</w:t>
+        <w:t xml:space="preserve">Wikipedia contributors [26]</w:t>
       </w:r>
       <w:r>
         <w:t xml:space="preserve"> </w:t>
@@ -42624,7 +42624,7 @@
         </w:numPr>
       </w:pPr>
       <w:r>
-        <w:t xml:space="preserve">Wikipedia contributors (2026c)</w:t>
+        <w:t xml:space="preserve">Wikipedia contributors [3]</w:t>
       </w:r>
       <w:r>
         <w:t xml:space="preserve"> </w:t>
@@ -42641,7 +42641,7 @@
         </w:numPr>
       </w:pPr>
       <w:r>
-        <w:t xml:space="preserve">Wikipedia contributors (2026l)</w:t>
+        <w:t xml:space="preserve">Wikipedia contributors [4]</w:t>
       </w:r>
       <w:r>
         <w:t xml:space="preserve"> </w:t>
@@ -42658,7 +42658,7 @@
         </w:numPr>
       </w:pPr>
       <w:r>
-        <w:t xml:space="preserve">Wikipedia contributors (2026d)</w:t>
+        <w:t xml:space="preserve">Wikipedia contributors [12]</w:t>
       </w:r>
       <w:r>
         <w:t xml:space="preserve"> </w:t>
@@ -42675,7 +42675,7 @@
         </w:numPr>
       </w:pPr>
       <w:r>
-        <w:t xml:space="preserve">Wikipedia contributors (2026e)</w:t>
+        <w:t xml:space="preserve">Wikipedia contributors [8]</w:t>
       </w:r>
       <w:r>
         <w:t xml:space="preserve"> </w:t>
@@ -42696,13 +42696,22 @@
       </w:r>
     </w:p>
     <w:bookmarkStart w:id="206" w:name="refs"/>
-    <w:bookmarkStart w:id="161" w:name="ref-aragon2018population"/>
+    <w:bookmarkStart w:id="161" w:name="ref-dobson4e"/>
     <w:p>
       <w:pPr>
         <w:pStyle w:val="Bibliography"/>
       </w:pPr>
       <w:r>
-        <w:t xml:space="preserve">Aragon, Tomas J. 2018.</w:t>
+        <w:t xml:space="preserve">[1]</w:t>
+      </w:r>
+      <w:r>
+        <w:t xml:space="preserve"> </w:t>
+      </w:r>
+      <w:r>
+        <w:t xml:space="preserve">	</w:t>
+      </w:r>
+      <w:r>
+        <w:t xml:space="preserve">A. J. Dobson and A. G. Barnett,</w:t>
       </w:r>
       <w:r>
         <w:t xml:space="preserve"> </w:t>
@@ -42712,13 +42721,487 @@
           <w:i/>
           <w:iCs/>
         </w:rPr>
-        <w:t xml:space="preserve">Population Health Thinking with</w:t>
+        <w:t xml:space="preserve">An introduction to generalized linear models</w:t>
+      </w:r>
+      <w:r>
+        <w:t xml:space="preserve">, 4th ed. CRC press, 2018. doi:</w:t>
+      </w:r>
+      <w:r>
+        <w:t xml:space="preserve"> </w:t>
+      </w:r>
+      <w:hyperlink r:id="rId160">
+        <w:r>
+          <w:rPr>
+            <w:rStyle w:val="Hyperlink"/>
+          </w:rPr>
+          <w:t xml:space="preserve">10.1201/9781315182780</w:t>
+        </w:r>
+      </w:hyperlink>
+      <w:r>
+        <w:t xml:space="preserve">.</w:t>
+      </w:r>
+    </w:p>
+    <w:bookmarkEnd w:id="161"/>
+    <w:bookmarkStart w:id="163" w:name="ref-wikipedia_frequentist_inference"/>
+    <w:p>
+      <w:pPr>
+        <w:pStyle w:val="Bibliography"/>
+      </w:pPr>
+      <w:r>
+        <w:t xml:space="preserve">[2]</w:t>
+      </w:r>
+      <w:r>
+        <w:t xml:space="preserve"> </w:t>
+      </w:r>
+      <w:r>
+        <w:t xml:space="preserve">	</w:t>
+      </w:r>
+      <w:r>
+        <w:t xml:space="preserve">Wikipedia contributors,</w:t>
+      </w:r>
+      <w:r>
+        <w:t xml:space="preserve"> </w:t>
+      </w:r>
+      <w:r>
+        <w:t xml:space="preserve">“Frequentist inference —</w:t>
+      </w:r>
+      <w:r>
+        <w:t xml:space="preserve"> </w:t>
+      </w:r>
+      <w:r>
+        <w:t xml:space="preserve">Wikipedia</w:t>
+      </w:r>
+      <w:r>
+        <w:t xml:space="preserve">,</w:t>
+      </w:r>
+      <w:r>
+        <w:t xml:space="preserve"> </w:t>
+      </w:r>
+      <w:r>
+        <w:t xml:space="preserve">the free encyclopedia.”</w:t>
+      </w:r>
+      <w:r>
+        <w:t xml:space="preserve"> </w:t>
+      </w:r>
+      <w:r>
+        <w:t xml:space="preserve">2026. Available:</w:t>
+      </w:r>
+      <w:r>
+        <w:t xml:space="preserve"> </w:t>
+      </w:r>
+      <w:hyperlink r:id="rId162">
+        <w:r>
+          <w:rPr>
+            <w:rStyle w:val="Hyperlink"/>
+          </w:rPr>
+          <w:t xml:space="preserve">https://en.wikipedia.org/wiki/Frequentist_inference</w:t>
+        </w:r>
+      </w:hyperlink>
+    </w:p>
+    <w:bookmarkEnd w:id="163"/>
+    <w:bookmarkStart w:id="165" w:name="ref-wikipedia_bayesian_statistics"/>
+    <w:p>
+      <w:pPr>
+        <w:pStyle w:val="Bibliography"/>
+      </w:pPr>
+      <w:r>
+        <w:t xml:space="preserve">[3]</w:t>
+      </w:r>
+      <w:r>
+        <w:t xml:space="preserve"> </w:t>
+      </w:r>
+      <w:r>
+        <w:t xml:space="preserve">	</w:t>
+      </w:r>
+      <w:r>
+        <w:t xml:space="preserve">Wikipedia contributors,</w:t>
+      </w:r>
+      <w:r>
+        <w:t xml:space="preserve"> </w:t>
+      </w:r>
+      <w:r>
+        <w:t xml:space="preserve">“Bayesian statistics —</w:t>
+      </w:r>
+      <w:r>
+        <w:t xml:space="preserve"> </w:t>
+      </w:r>
+      <w:r>
+        <w:t xml:space="preserve">Wikipedia</w:t>
+      </w:r>
+      <w:r>
+        <w:t xml:space="preserve">,</w:t>
+      </w:r>
+      <w:r>
+        <w:t xml:space="preserve"> </w:t>
+      </w:r>
+      <w:r>
+        <w:t xml:space="preserve">the free encyclopedia.”</w:t>
+      </w:r>
+      <w:r>
+        <w:t xml:space="preserve"> </w:t>
+      </w:r>
+      <w:r>
+        <w:t xml:space="preserve">2026. Available:</w:t>
+      </w:r>
+      <w:r>
+        <w:t xml:space="preserve"> </w:t>
+      </w:r>
+      <w:hyperlink r:id="rId164">
+        <w:r>
+          <w:rPr>
+            <w:rStyle w:val="Hyperlink"/>
+          </w:rPr>
+          <w:t xml:space="preserve">https://en.wikipedia.org/wiki/Bayesian_statistics</w:t>
+        </w:r>
+      </w:hyperlink>
+    </w:p>
+    <w:bookmarkEnd w:id="165"/>
+    <w:bookmarkStart w:id="167" w:name="ref-wikipedia_prior_probability"/>
+    <w:p>
+      <w:pPr>
+        <w:pStyle w:val="Bibliography"/>
+      </w:pPr>
+      <w:r>
+        <w:t xml:space="preserve">[4]</w:t>
+      </w:r>
+      <w:r>
+        <w:t xml:space="preserve"> </w:t>
+      </w:r>
+      <w:r>
+        <w:t xml:space="preserve">	</w:t>
+      </w:r>
+      <w:r>
+        <w:t xml:space="preserve">Wikipedia contributors,</w:t>
+      </w:r>
+      <w:r>
+        <w:t xml:space="preserve"> </w:t>
+      </w:r>
+      <w:r>
+        <w:t xml:space="preserve">“Prior probability —</w:t>
+      </w:r>
+      <w:r>
+        <w:t xml:space="preserve"> </w:t>
+      </w:r>
+      <w:r>
+        <w:t xml:space="preserve">Wikipedia</w:t>
+      </w:r>
+      <w:r>
+        <w:t xml:space="preserve">,</w:t>
+      </w:r>
+      <w:r>
+        <w:t xml:space="preserve"> </w:t>
+      </w:r>
+      <w:r>
+        <w:t xml:space="preserve">the free encyclopedia.”</w:t>
+      </w:r>
+      <w:r>
+        <w:t xml:space="preserve"> </w:t>
+      </w:r>
+      <w:r>
+        <w:t xml:space="preserve">2026. Available:</w:t>
+      </w:r>
+      <w:r>
+        <w:t xml:space="preserve"> </w:t>
+      </w:r>
+      <w:hyperlink r:id="rId166">
+        <w:r>
+          <w:rPr>
+            <w:rStyle w:val="Hyperlink"/>
+          </w:rPr>
+          <w:t xml:space="preserve">https://en.wikipedia.org/wiki/Prior_probability</w:t>
+        </w:r>
+      </w:hyperlink>
+    </w:p>
+    <w:bookmarkEnd w:id="167"/>
+    <w:bookmarkStart w:id="169" w:name="ref-wikipedia_posterior_probability"/>
+    <w:p>
+      <w:pPr>
+        <w:pStyle w:val="Bibliography"/>
+      </w:pPr>
+      <w:r>
+        <w:t xml:space="preserve">[5]</w:t>
+      </w:r>
+      <w:r>
+        <w:t xml:space="preserve"> </w:t>
+      </w:r>
+      <w:r>
+        <w:t xml:space="preserve">	</w:t>
+      </w:r>
+      <w:r>
+        <w:t xml:space="preserve">Wikipedia contributors,</w:t>
+      </w:r>
+      <w:r>
+        <w:t xml:space="preserve"> </w:t>
+      </w:r>
+      <w:r>
+        <w:t xml:space="preserve">“Posterior probability —</w:t>
+      </w:r>
+      <w:r>
+        <w:t xml:space="preserve"> </w:t>
+      </w:r>
+      <w:r>
+        <w:t xml:space="preserve">Wikipedia</w:t>
+      </w:r>
+      <w:r>
+        <w:t xml:space="preserve">,</w:t>
+      </w:r>
+      <w:r>
+        <w:t xml:space="preserve"> </w:t>
+      </w:r>
+      <w:r>
+        <w:t xml:space="preserve">the free encyclopedia.”</w:t>
+      </w:r>
+      <w:r>
+        <w:t xml:space="preserve"> </w:t>
+      </w:r>
+      <w:r>
+        <w:t xml:space="preserve">2026. Available:</w:t>
+      </w:r>
+      <w:r>
+        <w:t xml:space="preserve"> </w:t>
+      </w:r>
+      <w:hyperlink r:id="rId168">
+        <w:r>
+          <w:rPr>
+            <w:rStyle w:val="Hyperlink"/>
+          </w:rPr>
+          <w:t xml:space="preserve">https://en.wikipedia.org/wiki/Posterior_probability</w:t>
+        </w:r>
+      </w:hyperlink>
+    </w:p>
+    <w:bookmarkEnd w:id="169"/>
+    <w:bookmarkStart w:id="171" w:name="ref-wikipedia_marginal_likelihood"/>
+    <w:p>
+      <w:pPr>
+        <w:pStyle w:val="Bibliography"/>
+      </w:pPr>
+      <w:r>
+        <w:t xml:space="preserve">[6]</w:t>
+      </w:r>
+      <w:r>
+        <w:t xml:space="preserve"> </w:t>
+      </w:r>
+      <w:r>
+        <w:t xml:space="preserve">	</w:t>
+      </w:r>
+      <w:r>
+        <w:t xml:space="preserve">Wikipedia contributors,</w:t>
+      </w:r>
+      <w:r>
+        <w:t xml:space="preserve"> </w:t>
+      </w:r>
+      <w:r>
+        <w:t xml:space="preserve">“Marginal likelihood —</w:t>
+      </w:r>
+      <w:r>
+        <w:t xml:space="preserve"> </w:t>
+      </w:r>
+      <w:r>
+        <w:t xml:space="preserve">Wikipedia</w:t>
+      </w:r>
+      <w:r>
+        <w:t xml:space="preserve">,</w:t>
+      </w:r>
+      <w:r>
+        <w:t xml:space="preserve"> </w:t>
+      </w:r>
+      <w:r>
+        <w:t xml:space="preserve">the free encyclopedia.”</w:t>
+      </w:r>
+      <w:r>
+        <w:t xml:space="preserve"> </w:t>
+      </w:r>
+      <w:r>
+        <w:t xml:space="preserve">2026. Available:</w:t>
+      </w:r>
+      <w:r>
+        <w:t xml:space="preserve"> </w:t>
+      </w:r>
+      <w:hyperlink r:id="rId170">
+        <w:r>
+          <w:rPr>
+            <w:rStyle w:val="Hyperlink"/>
+          </w:rPr>
+          <w:t xml:space="preserve">https://en.wikipedia.org/wiki/Marginal_likelihood</w:t>
+        </w:r>
+      </w:hyperlink>
+    </w:p>
+    <w:bookmarkEnd w:id="171"/>
+    <w:bookmarkStart w:id="173" w:name="X871396e0f5ab7b472f10de45599a17f11852f5b"/>
+    <w:p>
+      <w:pPr>
+        <w:pStyle w:val="Bibliography"/>
+      </w:pPr>
+      <w:r>
+        <w:t xml:space="preserve">[7]</w:t>
+      </w:r>
+      <w:r>
+        <w:t xml:space="preserve"> </w:t>
+      </w:r>
+      <w:r>
+        <w:t xml:space="preserve">	</w:t>
+      </w:r>
+      <w:r>
+        <w:t xml:space="preserve">Wikipedia contributors,</w:t>
+      </w:r>
+      <w:r>
+        <w:t xml:space="preserve"> </w:t>
+      </w:r>
+      <w:r>
+        <w:t xml:space="preserve">“Maximum a posteriori estimation —</w:t>
+      </w:r>
+      <w:r>
+        <w:t xml:space="preserve"> </w:t>
+      </w:r>
+      <w:r>
+        <w:t xml:space="preserve">Wikipedia</w:t>
+      </w:r>
+      <w:r>
+        <w:t xml:space="preserve">,</w:t>
+      </w:r>
+      <w:r>
+        <w:t xml:space="preserve"> </w:t>
+      </w:r>
+      <w:r>
+        <w:t xml:space="preserve">the free encyclopedia.”</w:t>
+      </w:r>
+      <w:r>
+        <w:t xml:space="preserve"> </w:t>
+      </w:r>
+      <w:r>
+        <w:t xml:space="preserve">2026. Available:</w:t>
+      </w:r>
+      <w:r>
+        <w:t xml:space="preserve"> </w:t>
+      </w:r>
+      <w:hyperlink r:id="rId172">
+        <w:r>
+          <w:rPr>
+            <w:rStyle w:val="Hyperlink"/>
+          </w:rPr>
+          <w:t xml:space="preserve">https://en.wikipedia.org/wiki/Maximum_a_posteriori_estimation</w:t>
+        </w:r>
+      </w:hyperlink>
+    </w:p>
+    <w:bookmarkEnd w:id="173"/>
+    <w:bookmarkStart w:id="175" w:name="ref-wikipedia_credible_interval"/>
+    <w:p>
+      <w:pPr>
+        <w:pStyle w:val="Bibliography"/>
+      </w:pPr>
+      <w:r>
+        <w:t xml:space="preserve">[8]</w:t>
+      </w:r>
+      <w:r>
+        <w:t xml:space="preserve"> </w:t>
+      </w:r>
+      <w:r>
+        <w:t xml:space="preserve">	</w:t>
+      </w:r>
+      <w:r>
+        <w:t xml:space="preserve">Wikipedia contributors,</w:t>
+      </w:r>
+      <w:r>
+        <w:t xml:space="preserve"> </w:t>
+      </w:r>
+      <w:r>
+        <w:t xml:space="preserve">“Credible interval —</w:t>
+      </w:r>
+      <w:r>
+        <w:t xml:space="preserve"> </w:t>
+      </w:r>
+      <w:r>
+        <w:t xml:space="preserve">Wikipedia</w:t>
+      </w:r>
+      <w:r>
+        <w:t xml:space="preserve">,</w:t>
+      </w:r>
+      <w:r>
+        <w:t xml:space="preserve"> </w:t>
+      </w:r>
+      <w:r>
+        <w:t xml:space="preserve">the free encyclopedia.”</w:t>
+      </w:r>
+      <w:r>
+        <w:t xml:space="preserve"> </w:t>
+      </w:r>
+      <w:r>
+        <w:t xml:space="preserve">2026. Available:</w:t>
+      </w:r>
+      <w:r>
+        <w:t xml:space="preserve"> </w:t>
+      </w:r>
+      <w:hyperlink r:id="rId174">
+        <w:r>
+          <w:rPr>
+            <w:rStyle w:val="Hyperlink"/>
+          </w:rPr>
+          <w:t xml:space="preserve">https://en.wikipedia.org/wiki/Credible_interval</w:t>
+        </w:r>
+      </w:hyperlink>
+    </w:p>
+    <w:bookmarkEnd w:id="175"/>
+    <w:bookmarkStart w:id="177" w:name="ref-CaseBerg01"/>
+    <w:p>
+      <w:pPr>
+        <w:pStyle w:val="Bibliography"/>
+      </w:pPr>
+      <w:r>
+        <w:t xml:space="preserve">[9]</w:t>
+      </w:r>
+      <w:r>
+        <w:t xml:space="preserve"> </w:t>
+      </w:r>
+      <w:r>
+        <w:t xml:space="preserve">	</w:t>
+      </w:r>
+      <w:r>
+        <w:t xml:space="preserve">G. Casella and R. Berger,</w:t>
+      </w:r>
+      <w:r>
+        <w:t xml:space="preserve"> </w:t>
       </w:r>
       <w:r>
         <w:rPr>
           <w:i/>
           <w:iCs/>
         </w:rPr>
+        <w:t xml:space="preserve">Statistical inference</w:t>
+      </w:r>
+      <w:r>
+        <w:t xml:space="preserve">, 2nd ed. Cengage Learning, 2002. Available:</w:t>
+      </w:r>
+      <w:r>
+        <w:t xml:space="preserve"> </w:t>
+      </w:r>
+      <w:hyperlink r:id="rId176">
+        <w:r>
+          <w:rPr>
+            <w:rStyle w:val="Hyperlink"/>
+          </w:rPr>
+          <w:t xml:space="preserve">https://www.cengage.com/c/statistical-inference-2e-casella-berger/9780534243128/</w:t>
+        </w:r>
+      </w:hyperlink>
+    </w:p>
+    <w:bookmarkEnd w:id="177"/>
+    <w:bookmarkStart w:id="178" w:name="ref-hoggtanis2015"/>
+    <w:p>
+      <w:pPr>
+        <w:pStyle w:val="Bibliography"/>
+      </w:pPr>
+      <w:r>
+        <w:t xml:space="preserve">[10]</w:t>
+      </w:r>
+      <w:r>
+        <w:t xml:space="preserve"> </w:t>
+      </w:r>
+      <w:r>
+        <w:t xml:space="preserve">	</w:t>
+      </w:r>
+      <w:r>
+        <w:t xml:space="preserve">R. V. Hogg, E. A. Tanis, and D. L. Zimmerman,</w:t>
+      </w:r>
+      <w:r>
         <w:t xml:space="preserve"> </w:t>
       </w:r>
       <w:r>
@@ -42726,13 +43209,120 @@
           <w:i/>
           <w:iCs/>
         </w:rPr>
-        <w:t xml:space="preserve">Bayesian</w:t>
+        <w:t xml:space="preserve">Probability and statistical inference</w:t>
+      </w:r>
+      <w:r>
+        <w:t xml:space="preserve">, Tenth edition. Boston: Pearson, 2019.</w:t>
+      </w:r>
+    </w:p>
+    <w:bookmarkEnd w:id="178"/>
+    <w:bookmarkStart w:id="179" w:name="ref-rice2007mathematical"/>
+    <w:p>
+      <w:pPr>
+        <w:pStyle w:val="Bibliography"/>
+      </w:pPr>
+      <w:r>
+        <w:t xml:space="preserve">[11]</w:t>
+      </w:r>
+      <w:r>
+        <w:t xml:space="preserve"> </w:t>
+      </w:r>
+      <w:r>
+        <w:t xml:space="preserve">	</w:t>
+      </w:r>
+      <w:r>
+        <w:t xml:space="preserve">J. A. Rice,</w:t>
+      </w:r>
+      <w:r>
+        <w:t xml:space="preserve"> </w:t>
       </w:r>
       <w:r>
         <w:rPr>
           <w:i/>
           <w:iCs/>
         </w:rPr>
+        <w:t xml:space="preserve">Mathematical statistics and data analysis</w:t>
+      </w:r>
+      <w:r>
+        <w:t xml:space="preserve">, 3rd ed. Belmont, CA: Cengage Learning, 2007.</w:t>
+      </w:r>
+    </w:p>
+    <w:bookmarkEnd w:id="179"/>
+    <w:bookmarkStart w:id="181" w:name="ref-wikipedia_conjugate_prior"/>
+    <w:p>
+      <w:pPr>
+        <w:pStyle w:val="Bibliography"/>
+      </w:pPr>
+      <w:r>
+        <w:t xml:space="preserve">[12]</w:t>
+      </w:r>
+      <w:r>
+        <w:t xml:space="preserve"> </w:t>
+      </w:r>
+      <w:r>
+        <w:t xml:space="preserve">	</w:t>
+      </w:r>
+      <w:r>
+        <w:t xml:space="preserve">Wikipedia contributors,</w:t>
+      </w:r>
+      <w:r>
+        <w:t xml:space="preserve"> </w:t>
+      </w:r>
+      <w:r>
+        <w:t xml:space="preserve">“Conjugate prior —</w:t>
+      </w:r>
+      <w:r>
+        <w:t xml:space="preserve"> </w:t>
+      </w:r>
+      <w:r>
+        <w:t xml:space="preserve">Wikipedia</w:t>
+      </w:r>
+      <w:r>
+        <w:t xml:space="preserve">,</w:t>
+      </w:r>
+      <w:r>
+        <w:t xml:space="preserve"> </w:t>
+      </w:r>
+      <w:r>
+        <w:t xml:space="preserve">the free encyclopedia.”</w:t>
+      </w:r>
+      <w:r>
+        <w:t xml:space="preserve"> </w:t>
+      </w:r>
+      <w:r>
+        <w:t xml:space="preserve">2026. Available:</w:t>
+      </w:r>
+      <w:r>
+        <w:t xml:space="preserve"> </w:t>
+      </w:r>
+      <w:hyperlink r:id="rId180">
+        <w:r>
+          <w:rPr>
+            <w:rStyle w:val="Hyperlink"/>
+          </w:rPr>
+          <w:t xml:space="preserve">https://en.wikipedia.org/wiki/Conjugate_prior</w:t>
+        </w:r>
+      </w:hyperlink>
+    </w:p>
+    <w:bookmarkEnd w:id="181"/>
+    <w:bookmarkStart w:id="182" w:name="ref-hosmer1989applied"/>
+    <w:p>
+      <w:pPr>
+        <w:pStyle w:val="Bibliography"/>
+      </w:pPr>
+      <w:r>
+        <w:t xml:space="preserve">[13]</w:t>
+      </w:r>
+      <w:r>
+        <w:t xml:space="preserve"> </w:t>
+      </w:r>
+      <w:r>
+        <w:t xml:space="preserve">	</w:t>
+      </w:r>
+      <w:r>
+        <w:t xml:space="preserve">D. W. Hosmer and S. Lemeshow,</w:t>
+      </w:r>
+      <w:r>
         <w:t xml:space="preserve"> </w:t>
       </w:r>
       <w:r>
@@ -42740,15 +43330,480 @@
           <w:i/>
           <w:iCs/>
         </w:rPr>
-        <w:t xml:space="preserve">Networks</w:t>
-      </w:r>
+        <w:t xml:space="preserve">Applied logistic regression</w:t>
+      </w:r>
+      <w:r>
+        <w:t xml:space="preserve">. New York: Wiley, 1989.</w:t>
+      </w:r>
+    </w:p>
+    <w:bookmarkEnd w:id="182"/>
+    <w:bookmarkStart w:id="184" w:name="ref-venables2002modern"/>
+    <w:p>
+      <w:pPr>
+        <w:pStyle w:val="Bibliography"/>
+      </w:pPr>
+      <w:r>
+        <w:t xml:space="preserve">[14]</w:t>
+      </w:r>
+      <w:r>
+        <w:t xml:space="preserve"> </w:t>
+      </w:r>
+      <w:r>
+        <w:t xml:space="preserve">	</w:t>
+      </w:r>
+      <w:r>
+        <w:t xml:space="preserve">W. N. Venables and B. D. Ripley,</w:t>
+      </w:r>
+      <w:r>
+        <w:t xml:space="preserve"> </w:t>
+      </w:r>
+      <w:r>
+        <w:rPr>
+          <w:i/>
+          <w:iCs/>
+        </w:rPr>
+        <w:t xml:space="preserve">Modern applied statistics with</w:t>
+      </w:r>
+      <w:r>
+        <w:rPr>
+          <w:i/>
+          <w:iCs/>
+        </w:rPr>
+        <w:t xml:space="preserve"> </w:t>
+      </w:r>
+      <w:r>
+        <w:rPr>
+          <w:i/>
+          <w:iCs/>
+        </w:rPr>
+        <w:t xml:space="preserve">S</w:t>
+      </w:r>
+      <w:r>
+        <w:t xml:space="preserve">, 4th ed. New York: Springer, 2002. doi:</w:t>
+      </w:r>
+      <w:r>
+        <w:t xml:space="preserve"> </w:t>
+      </w:r>
+      <w:hyperlink r:id="rId183">
+        <w:r>
+          <w:rPr>
+            <w:rStyle w:val="Hyperlink"/>
+          </w:rPr>
+          <w:t xml:space="preserve">10.1007/978-0-387-21706-2</w:t>
+        </w:r>
+      </w:hyperlink>
       <w:r>
         <w:t xml:space="preserve">.</w:t>
       </w:r>
-      <w:r>
-        <w:t xml:space="preserve"> </w:t>
-      </w:r>
-      <w:hyperlink r:id="rId160">
+    </w:p>
+    <w:bookmarkEnd w:id="184"/>
+    <w:bookmarkStart w:id="186" w:name="ref-gelman2013bda"/>
+    <w:p>
+      <w:pPr>
+        <w:pStyle w:val="Bibliography"/>
+      </w:pPr>
+      <w:r>
+        <w:t xml:space="preserve">[15]</w:t>
+      </w:r>
+      <w:r>
+        <w:t xml:space="preserve"> </w:t>
+      </w:r>
+      <w:r>
+        <w:t xml:space="preserve">	</w:t>
+      </w:r>
+      <w:r>
+        <w:t xml:space="preserve">A. Gelman, J. B. Carlin, H. S. Stern, D. B. Dunson, A. Vehtari, and D. B. Rubin,</w:t>
+      </w:r>
+      <w:r>
+        <w:t xml:space="preserve"> </w:t>
+      </w:r>
+      <w:r>
+        <w:rPr>
+          <w:i/>
+          <w:iCs/>
+        </w:rPr>
+        <w:t xml:space="preserve">Bayesian data analysis</w:t>
+      </w:r>
+      <w:r>
+        <w:t xml:space="preserve">, 3rd ed. in Chapman &amp; hall/CRC texts in statistical science. Boca Raton, FL: CRC Press, 2013. doi:</w:t>
+      </w:r>
+      <w:r>
+        <w:t xml:space="preserve"> </w:t>
+      </w:r>
+      <w:hyperlink r:id="rId185">
+        <w:r>
+          <w:rPr>
+            <w:rStyle w:val="Hyperlink"/>
+          </w:rPr>
+          <w:t xml:space="preserve">10.1201/b16018</w:t>
+        </w:r>
+      </w:hyperlink>
+      <w:r>
+        <w:t xml:space="preserve">.</w:t>
+      </w:r>
+    </w:p>
+    <w:bookmarkEnd w:id="186"/>
+    <w:bookmarkStart w:id="187" w:name="ref-statrethink2e"/>
+    <w:p>
+      <w:pPr>
+        <w:pStyle w:val="Bibliography"/>
+      </w:pPr>
+      <w:r>
+        <w:t xml:space="preserve">[16]</w:t>
+      </w:r>
+      <w:r>
+        <w:t xml:space="preserve"> </w:t>
+      </w:r>
+      <w:r>
+        <w:t xml:space="preserve">	</w:t>
+      </w:r>
+      <w:r>
+        <w:t xml:space="preserve">R. McElreath,</w:t>
+      </w:r>
+      <w:r>
+        <w:t xml:space="preserve"> </w:t>
+      </w:r>
+      <w:r>
+        <w:rPr>
+          <w:i/>
+          <w:iCs/>
+        </w:rPr>
+        <w:t xml:space="preserve">Statistical rethinking : A</w:t>
+      </w:r>
+      <w:r>
+        <w:rPr>
+          <w:i/>
+          <w:iCs/>
+        </w:rPr>
+        <w:t xml:space="preserve"> </w:t>
+      </w:r>
+      <w:r>
+        <w:rPr>
+          <w:i/>
+          <w:iCs/>
+        </w:rPr>
+        <w:t xml:space="preserve">Bayesian</w:t>
+      </w:r>
+      <w:r>
+        <w:rPr>
+          <w:i/>
+          <w:iCs/>
+        </w:rPr>
+        <w:t xml:space="preserve"> </w:t>
+      </w:r>
+      <w:r>
+        <w:rPr>
+          <w:i/>
+          <w:iCs/>
+        </w:rPr>
+        <w:t xml:space="preserve">course with examples in</w:t>
+      </w:r>
+      <w:r>
+        <w:rPr>
+          <w:i/>
+          <w:iCs/>
+        </w:rPr>
+        <w:t xml:space="preserve"> </w:t>
+      </w:r>
+      <w:r>
+        <w:rPr>
+          <w:i/>
+          <w:iCs/>
+        </w:rPr>
+        <w:t xml:space="preserve">R</w:t>
+      </w:r>
+      <w:r>
+        <w:rPr>
+          <w:i/>
+          <w:iCs/>
+        </w:rPr>
+        <w:t xml:space="preserve"> </w:t>
+      </w:r>
+      <w:r>
+        <w:rPr>
+          <w:i/>
+          <w:iCs/>
+        </w:rPr>
+        <w:t xml:space="preserve">and</w:t>
+      </w:r>
+      <w:r>
+        <w:rPr>
+          <w:i/>
+          <w:iCs/>
+        </w:rPr>
+        <w:t xml:space="preserve"> </w:t>
+      </w:r>
+      <w:r>
+        <w:rPr>
+          <w:i/>
+          <w:iCs/>
+        </w:rPr>
+        <w:t xml:space="preserve">Stan</w:t>
+      </w:r>
+      <w:r>
+        <w:t xml:space="preserve">, Second edition. in Chapman &amp; hall/CRC texts in statistical science series. Boca Raton, FL: CRC Press, 2020.</w:t>
+      </w:r>
+    </w:p>
+    <w:bookmarkEnd w:id="187"/>
+    <w:bookmarkStart w:id="189" w:name="X251fce381c68f4be8e1b2ff4193232d14fa7d18"/>
+    <w:p>
+      <w:pPr>
+        <w:pStyle w:val="Bibliography"/>
+      </w:pPr>
+      <w:r>
+        <w:t xml:space="preserve">[17]</w:t>
+      </w:r>
+      <w:r>
+        <w:t xml:space="preserve"> </w:t>
+      </w:r>
+      <w:r>
+        <w:t xml:space="preserve">	</w:t>
+      </w:r>
+      <w:r>
+        <w:t xml:space="preserve">Wikipedia contributors,</w:t>
+      </w:r>
+      <w:r>
+        <w:t xml:space="preserve"> </w:t>
+      </w:r>
+      <w:r>
+        <w:t xml:space="preserve">“Posterior predictive distribution —</w:t>
+      </w:r>
+      <w:r>
+        <w:t xml:space="preserve"> </w:t>
+      </w:r>
+      <w:r>
+        <w:t xml:space="preserve">Wikipedia</w:t>
+      </w:r>
+      <w:r>
+        <w:t xml:space="preserve">,</w:t>
+      </w:r>
+      <w:r>
+        <w:t xml:space="preserve"> </w:t>
+      </w:r>
+      <w:r>
+        <w:t xml:space="preserve">the free encyclopedia.”</w:t>
+      </w:r>
+      <w:r>
+        <w:t xml:space="preserve"> </w:t>
+      </w:r>
+      <w:r>
+        <w:t xml:space="preserve">2026. Available:</w:t>
+      </w:r>
+      <w:r>
+        <w:t xml:space="preserve"> </w:t>
+      </w:r>
+      <w:hyperlink r:id="rId188">
+        <w:r>
+          <w:rPr>
+            <w:rStyle w:val="Hyperlink"/>
+          </w:rPr>
+          <w:t xml:space="preserve">https://en.wikipedia.org/wiki/Posterior_predictive_distribution</w:t>
+        </w:r>
+      </w:hyperlink>
+    </w:p>
+    <w:bookmarkEnd w:id="189"/>
+    <w:bookmarkStart w:id="191" w:name="Xea103239a4db138db144761a8bb4f764e3355fe"/>
+    <w:p>
+      <w:pPr>
+        <w:pStyle w:val="Bibliography"/>
+      </w:pPr>
+      <w:r>
+        <w:t xml:space="preserve">[18]</w:t>
+      </w:r>
+      <w:r>
+        <w:t xml:space="preserve"> </w:t>
+      </w:r>
+      <w:r>
+        <w:t xml:space="preserve">	</w:t>
+      </w:r>
+      <w:r>
+        <w:t xml:space="preserve">Wikipedia contributors,</w:t>
+      </w:r>
+      <w:r>
+        <w:t xml:space="preserve"> </w:t>
+      </w:r>
+      <w:r>
+        <w:t xml:space="preserve">“Bayesian hierarchical modeling —</w:t>
+      </w:r>
+      <w:r>
+        <w:t xml:space="preserve"> </w:t>
+      </w:r>
+      <w:r>
+        <w:t xml:space="preserve">Wikipedia</w:t>
+      </w:r>
+      <w:r>
+        <w:t xml:space="preserve">,</w:t>
+      </w:r>
+      <w:r>
+        <w:t xml:space="preserve"> </w:t>
+      </w:r>
+      <w:r>
+        <w:t xml:space="preserve">the free encyclopedia.”</w:t>
+      </w:r>
+      <w:r>
+        <w:t xml:space="preserve"> </w:t>
+      </w:r>
+      <w:r>
+        <w:t xml:space="preserve">2026. Available:</w:t>
+      </w:r>
+      <w:r>
+        <w:t xml:space="preserve"> </w:t>
+      </w:r>
+      <w:hyperlink r:id="rId190">
+        <w:r>
+          <w:rPr>
+            <w:rStyle w:val="Hyperlink"/>
+          </w:rPr>
+          <w:t xml:space="preserve">https://en.wikipedia.org/wiki/Bayesian_hierarchical_modeling</w:t>
+        </w:r>
+      </w:hyperlink>
+    </w:p>
+    <w:bookmarkEnd w:id="191"/>
+    <w:bookmarkStart w:id="193" w:name="ref-wikipedia_hyperparameter"/>
+    <w:p>
+      <w:pPr>
+        <w:pStyle w:val="Bibliography"/>
+      </w:pPr>
+      <w:r>
+        <w:t xml:space="preserve">[19]</w:t>
+      </w:r>
+      <w:r>
+        <w:t xml:space="preserve"> </w:t>
+      </w:r>
+      <w:r>
+        <w:t xml:space="preserve">	</w:t>
+      </w:r>
+      <w:r>
+        <w:t xml:space="preserve">Wikipedia contributors,</w:t>
+      </w:r>
+      <w:r>
+        <w:t xml:space="preserve"> </w:t>
+      </w:r>
+      <w:r>
+        <w:t xml:space="preserve">“Hyperparameter —</w:t>
+      </w:r>
+      <w:r>
+        <w:t xml:space="preserve"> </w:t>
+      </w:r>
+      <w:r>
+        <w:t xml:space="preserve">Wikipedia</w:t>
+      </w:r>
+      <w:r>
+        <w:t xml:space="preserve">,</w:t>
+      </w:r>
+      <w:r>
+        <w:t xml:space="preserve"> </w:t>
+      </w:r>
+      <w:r>
+        <w:t xml:space="preserve">the free encyclopedia.”</w:t>
+      </w:r>
+      <w:r>
+        <w:t xml:space="preserve"> </w:t>
+      </w:r>
+      <w:r>
+        <w:t xml:space="preserve">2026. Available:</w:t>
+      </w:r>
+      <w:r>
+        <w:t xml:space="preserve"> </w:t>
+      </w:r>
+      <w:hyperlink r:id="rId192">
+        <w:r>
+          <w:rPr>
+            <w:rStyle w:val="Hyperlink"/>
+          </w:rPr>
+          <w:t xml:space="preserve">https://en.wikipedia.org/wiki/Hyperparameter</w:t>
+        </w:r>
+      </w:hyperlink>
+    </w:p>
+    <w:bookmarkEnd w:id="193"/>
+    <w:bookmarkStart w:id="195" w:name="ref-rossbayes"/>
+    <w:p>
+      <w:pPr>
+        <w:pStyle w:val="Bibliography"/>
+      </w:pPr>
+      <w:r>
+        <w:t xml:space="preserve">[20]</w:t>
+      </w:r>
+      <w:r>
+        <w:t xml:space="preserve"> </w:t>
+      </w:r>
+      <w:r>
+        <w:t xml:space="preserve">	</w:t>
+      </w:r>
+      <w:r>
+        <w:t xml:space="preserve">K. Ross,</w:t>
+      </w:r>
+      <w:r>
+        <w:t xml:space="preserve"> </w:t>
+      </w:r>
+      <w:r>
+        <w:rPr>
+          <w:i/>
+          <w:iCs/>
+        </w:rPr>
+        <w:t xml:space="preserve">An introduction to bayesian reasoning and methods</w:t>
+      </w:r>
+      <w:r>
+        <w:t xml:space="preserve">. Online, 2022. Available:</w:t>
+      </w:r>
+      <w:r>
+        <w:t xml:space="preserve"> </w:t>
+      </w:r>
+      <w:hyperlink r:id="rId194">
+        <w:r>
+          <w:rPr>
+            <w:rStyle w:val="Hyperlink"/>
+          </w:rPr>
+          <w:t xml:space="preserve">https://bookdown.org/kevin_davisross/bayesian-reasoning-and-methods/</w:t>
+        </w:r>
+      </w:hyperlink>
+    </w:p>
+    <w:bookmarkEnd w:id="195"/>
+    <w:bookmarkStart w:id="197" w:name="ref-aragon2018population"/>
+    <w:p>
+      <w:pPr>
+        <w:pStyle w:val="Bibliography"/>
+      </w:pPr>
+      <w:r>
+        <w:t xml:space="preserve">[21]</w:t>
+      </w:r>
+      <w:r>
+        <w:t xml:space="preserve"> </w:t>
+      </w:r>
+      <w:r>
+        <w:t xml:space="preserve">	</w:t>
+      </w:r>
+      <w:r>
+        <w:t xml:space="preserve">T. J. Aragon,</w:t>
+      </w:r>
+      <w:r>
+        <w:t xml:space="preserve"> </w:t>
+      </w:r>
+      <w:r>
+        <w:t xml:space="preserve">“Population health thinking with</w:t>
+      </w:r>
+      <w:r>
+        <w:t xml:space="preserve"> </w:t>
+      </w:r>
+      <w:r>
+        <w:t xml:space="preserve">Bayesian</w:t>
+      </w:r>
+      <w:r>
+        <w:t xml:space="preserve"> </w:t>
+      </w:r>
+      <w:r>
+        <w:t xml:space="preserve">networks,”</w:t>
+      </w:r>
+      <w:r>
+        <w:t xml:space="preserve"> </w:t>
+      </w:r>
+      <w:r>
+        <w:t xml:space="preserve">2018, Available:</w:t>
+      </w:r>
+      <w:r>
+        <w:t xml:space="preserve"> </w:t>
+      </w:r>
+      <w:hyperlink r:id="rId196">
         <w:r>
           <w:rPr>
             <w:rStyle w:val="Hyperlink"/>
@@ -42756,18 +43811,24 @@
           <w:t xml:space="preserve">https://escholarship.org/uc/item/8000r5m5</w:t>
         </w:r>
       </w:hyperlink>
-      <w:r>
-        <w:t xml:space="preserve">.</w:t>
-      </w:r>
     </w:p>
-    <w:bookmarkEnd w:id="161"/>
-    <w:bookmarkStart w:id="163" w:name="ref-CaseBerg01"/>
+    <w:bookmarkEnd w:id="197"/>
+    <w:bookmarkStart w:id="198" w:name="ref-korner.bayes.ecology"/>
     <w:p>
       <w:pPr>
         <w:pStyle w:val="Bibliography"/>
       </w:pPr>
       <w:r>
-        <w:t xml:space="preserve">Casella, George, and Roger Berger. 2002.</w:t>
+        <w:t xml:space="preserve">[22]</w:t>
+      </w:r>
+      <w:r>
+        <w:t xml:space="preserve"> </w:t>
+      </w:r>
+      <w:r>
+        <w:t xml:space="preserve">	</w:t>
+      </w:r>
+      <w:r>
+        <w:t xml:space="preserve">F. Korner-Nievergelt and F. Korner-Nievergelt,</w:t>
       </w:r>
       <w:r>
         <w:t xml:space="preserve"> </w:t>
@@ -42777,34 +43838,187 @@
           <w:i/>
           <w:iCs/>
         </w:rPr>
-        <w:t xml:space="preserve">Statistical Inference</w:t>
-      </w:r>
-      <w:r>
-        <w:t xml:space="preserve">. 2nd ed. Cengage Learning.</w:t>
-      </w:r>
-      <w:r>
-        <w:t xml:space="preserve"> </w:t>
-      </w:r>
-      <w:hyperlink r:id="rId162">
+        <w:t xml:space="preserve">Bayesian data analysis in ecology using linear models with</w:t>
+      </w:r>
+      <w:r>
+        <w:rPr>
+          <w:i/>
+          <w:iCs/>
+        </w:rPr>
+        <w:t xml:space="preserve"> </w:t>
+      </w:r>
+      <w:r>
+        <w:rPr>
+          <w:i/>
+          <w:iCs/>
+        </w:rPr>
+        <w:t xml:space="preserve">R</w:t>
+      </w:r>
+      <w:r>
+        <w:rPr>
+          <w:i/>
+          <w:iCs/>
+        </w:rPr>
+        <w:t xml:space="preserve">,</w:t>
+      </w:r>
+      <w:r>
+        <w:rPr>
+          <w:i/>
+          <w:iCs/>
+        </w:rPr>
+        <w:t xml:space="preserve"> </w:t>
+      </w:r>
+      <w:r>
+        <w:rPr>
+          <w:i/>
+          <w:iCs/>
+        </w:rPr>
+        <w:t xml:space="preserve">BUGS</w:t>
+      </w:r>
+      <w:r>
+        <w:rPr>
+          <w:i/>
+          <w:iCs/>
+        </w:rPr>
+        <w:t xml:space="preserve">, and</w:t>
+      </w:r>
+      <w:r>
+        <w:rPr>
+          <w:i/>
+          <w:iCs/>
+        </w:rPr>
+        <w:t xml:space="preserve"> </w:t>
+      </w:r>
+      <w:r>
+        <w:rPr>
+          <w:i/>
+          <w:iCs/>
+        </w:rPr>
+        <w:t xml:space="preserve">Stan</w:t>
+      </w:r>
+      <w:r>
+        <w:t xml:space="preserve">, 1st ed. Amsterdam, [Netherlands: Academic Press, 2015.</w:t>
+      </w:r>
+    </w:p>
+    <w:bookmarkEnd w:id="198"/>
+    <w:bookmarkStart w:id="200" w:name="ref-CowlesMaryKathryn2013ABSW"/>
+    <w:p>
+      <w:pPr>
+        <w:pStyle w:val="Bibliography"/>
+      </w:pPr>
+      <w:r>
+        <w:t xml:space="preserve">[23]</w:t>
+      </w:r>
+      <w:r>
+        <w:t xml:space="preserve"> </w:t>
+      </w:r>
+      <w:r>
+        <w:t xml:space="preserve">	</w:t>
+      </w:r>
+      <w:r>
+        <w:t xml:space="preserve">M. K. Cowles,</w:t>
+      </w:r>
+      <w:r>
+        <w:t xml:space="preserve"> </w:t>
+      </w:r>
+      <w:r>
+        <w:rPr>
+          <w:i/>
+          <w:iCs/>
+        </w:rPr>
+        <w:t xml:space="preserve">Applied bayesian statistics: With</w:t>
+      </w:r>
+      <w:r>
+        <w:rPr>
+          <w:i/>
+          <w:iCs/>
+        </w:rPr>
+        <w:t xml:space="preserve"> </w:t>
+      </w:r>
+      <w:r>
+        <w:rPr>
+          <w:i/>
+          <w:iCs/>
+        </w:rPr>
+        <w:t xml:space="preserve">R</w:t>
+      </w:r>
+      <w:r>
+        <w:rPr>
+          <w:i/>
+          <w:iCs/>
+        </w:rPr>
+        <w:t xml:space="preserve"> </w:t>
+      </w:r>
+      <w:r>
+        <w:rPr>
+          <w:i/>
+          <w:iCs/>
+        </w:rPr>
+        <w:t xml:space="preserve">and</w:t>
+      </w:r>
+      <w:r>
+        <w:rPr>
+          <w:i/>
+          <w:iCs/>
+        </w:rPr>
+        <w:t xml:space="preserve"> </w:t>
+      </w:r>
+      <w:r>
+        <w:rPr>
+          <w:i/>
+          <w:iCs/>
+        </w:rPr>
+        <w:t xml:space="preserve">OpenBUGS</w:t>
+      </w:r>
+      <w:r>
+        <w:rPr>
+          <w:i/>
+          <w:iCs/>
+        </w:rPr>
+        <w:t xml:space="preserve"> </w:t>
+      </w:r>
+      <w:r>
+        <w:rPr>
+          <w:i/>
+          <w:iCs/>
+        </w:rPr>
+        <w:t xml:space="preserve">examples</w:t>
+      </w:r>
+      <w:r>
+        <w:t xml:space="preserve">, vol. 98. in Springer texts in statistics, vol. 98. New York, NY: Springer Nature, 2013. doi:</w:t>
+      </w:r>
+      <w:r>
+        <w:t xml:space="preserve"> </w:t>
+      </w:r>
+      <w:hyperlink r:id="rId199">
         <w:r>
           <w:rPr>
             <w:rStyle w:val="Hyperlink"/>
           </w:rPr>
-          <w:t xml:space="preserve">https://www.cengage.com/c/statistical-inference-2e-casella-berger/9780534243128/</w:t>
+          <w:t xml:space="preserve">10.1007/978-1-4614-5696-4</w:t>
         </w:r>
       </w:hyperlink>
       <w:r>
         <w:t xml:space="preserve">.</w:t>
       </w:r>
     </w:p>
-    <w:bookmarkEnd w:id="163"/>
-    <w:bookmarkStart w:id="165" w:name="ref-CowlesMaryKathryn2013ABSW"/>
+    <w:bookmarkEnd w:id="200"/>
+    <w:bookmarkStart w:id="202" w:name="ref-kery-bayes-pop"/>
     <w:p>
       <w:pPr>
         <w:pStyle w:val="Bibliography"/>
       </w:pPr>
       <w:r>
-        <w:t xml:space="preserve">Cowles, Mary Kathryn. 2013.</w:t>
+        <w:t xml:space="preserve">[24]</w:t>
+      </w:r>
+      <w:r>
+        <w:t xml:space="preserve"> </w:t>
+      </w:r>
+      <w:r>
+        <w:t xml:space="preserve">	</w:t>
+      </w:r>
+      <w:r>
+        <w:t xml:space="preserve">Marc. Kéry, Michael. Schaub, and S. R. Beissinger,</w:t>
       </w:r>
       <w:r>
         <w:t xml:space="preserve"> </w:t>
@@ -42814,7 +44028,7 @@
           <w:i/>
           <w:iCs/>
         </w:rPr>
-        <w:t xml:space="preserve">Applied Bayesian Statistics: With</w:t>
+        <w:t xml:space="preserve">Bayesian population analysis using</w:t>
       </w:r>
       <w:r>
         <w:rPr>
@@ -42828,7 +44042,7 @@
           <w:i/>
           <w:iCs/>
         </w:rPr>
-        <w:t xml:space="preserve">R</w:t>
+        <w:t xml:space="preserve">WinBUGS</w:t>
       </w:r>
       <w:r>
         <w:rPr>
@@ -42842,251 +44056,15 @@
           <w:i/>
           <w:iCs/>
         </w:rPr>
-        <w:t xml:space="preserve">and</w:t>
-      </w:r>
-      <w:r>
-        <w:rPr>
-          <w:i/>
-          <w:iCs/>
-        </w:rPr>
-        <w:t xml:space="preserve"> </w:t>
-      </w:r>
-      <w:r>
-        <w:rPr>
-          <w:i/>
-          <w:iCs/>
-        </w:rPr>
-        <w:t xml:space="preserve">OpenBUGS</w:t>
-      </w:r>
-      <w:r>
-        <w:rPr>
-          <w:i/>
-          <w:iCs/>
-        </w:rPr>
-        <w:t xml:space="preserve"> </w:t>
-      </w:r>
-      <w:r>
-        <w:rPr>
-          <w:i/>
-          <w:iCs/>
-        </w:rPr>
-        <w:t xml:space="preserve">Examples</w:t>
-      </w:r>
-      <w:r>
-        <w:t xml:space="preserve">. Vol. 98. Springer Texts in Statistics. Springer Nature.</w:t>
-      </w:r>
-      <w:r>
-        <w:t xml:space="preserve"> </w:t>
-      </w:r>
-      <w:hyperlink r:id="rId164">
-        <w:r>
-          <w:rPr>
-            <w:rStyle w:val="Hyperlink"/>
-          </w:rPr>
-          <w:t xml:space="preserve">https://doi.org/10.1007/978-1-4614-5696-4</w:t>
-        </w:r>
-      </w:hyperlink>
-      <w:r>
-        <w:t xml:space="preserve">.</w:t>
-      </w:r>
-    </w:p>
-    <w:bookmarkEnd w:id="165"/>
-    <w:bookmarkStart w:id="167" w:name="ref-dobson4e"/>
-    <w:p>
-      <w:pPr>
-        <w:pStyle w:val="Bibliography"/>
-      </w:pPr>
-      <w:r>
-        <w:t xml:space="preserve">Dobson, Annette J, and Adrian G Barnett. 2018.</w:t>
-      </w:r>
-      <w:r>
-        <w:t xml:space="preserve"> </w:t>
-      </w:r>
-      <w:r>
-        <w:rPr>
-          <w:i/>
-          <w:iCs/>
-        </w:rPr>
-        <w:t xml:space="preserve">An Introduction to Generalized Linear Models</w:t>
-      </w:r>
-      <w:r>
-        <w:t xml:space="preserve">. 4th ed. CRC press.</w:t>
-      </w:r>
-      <w:r>
-        <w:t xml:space="preserve"> </w:t>
-      </w:r>
-      <w:hyperlink r:id="rId166">
-        <w:r>
-          <w:rPr>
-            <w:rStyle w:val="Hyperlink"/>
-          </w:rPr>
-          <w:t xml:space="preserve">https://doi.org/10.1201/9781315182780</w:t>
-        </w:r>
-      </w:hyperlink>
-      <w:r>
-        <w:t xml:space="preserve">.</w:t>
-      </w:r>
-    </w:p>
-    <w:bookmarkEnd w:id="167"/>
-    <w:bookmarkStart w:id="169" w:name="ref-gelman2013bda"/>
-    <w:p>
-      <w:pPr>
-        <w:pStyle w:val="Bibliography"/>
-      </w:pPr>
-      <w:r>
-        <w:t xml:space="preserve">Gelman, Andrew, John B. Carlin, Hal S. Stern, David B. Dunson, Aki Vehtari, and Donald B. Rubin. 2013.</w:t>
-      </w:r>
-      <w:r>
-        <w:t xml:space="preserve"> </w:t>
-      </w:r>
-      <w:r>
-        <w:rPr>
-          <w:i/>
-          <w:iCs/>
-        </w:rPr>
-        <w:t xml:space="preserve">Bayesian Data Analysis</w:t>
-      </w:r>
-      <w:r>
-        <w:t xml:space="preserve">. 3rd ed. Chapman &amp; Hall/CRC Texts in Statistical Science. CRC Press.</w:t>
-      </w:r>
-      <w:r>
-        <w:t xml:space="preserve"> </w:t>
-      </w:r>
-      <w:hyperlink r:id="rId168">
-        <w:r>
-          <w:rPr>
-            <w:rStyle w:val="Hyperlink"/>
-          </w:rPr>
-          <w:t xml:space="preserve">https://doi.org/10.1201/b16018</w:t>
-        </w:r>
-      </w:hyperlink>
-      <w:r>
-        <w:t xml:space="preserve">.</w:t>
-      </w:r>
-    </w:p>
-    <w:bookmarkEnd w:id="169"/>
-    <w:bookmarkStart w:id="170" w:name="ref-HobbsN.Thompson2015Bmas"/>
-    <w:p>
-      <w:pPr>
-        <w:pStyle w:val="Bibliography"/>
-      </w:pPr>
-      <w:r>
-        <w:t xml:space="preserve">Hobbs, N. Thompson, and Mevin B Hooten. 2015.</w:t>
-      </w:r>
-      <w:r>
-        <w:t xml:space="preserve"> </w:t>
-      </w:r>
-      <w:r>
-        <w:rPr>
-          <w:i/>
-          <w:iCs/>
-        </w:rPr>
-        <w:t xml:space="preserve">Bayesian Models: A Statistical Primer for Ecologists</w:t>
-      </w:r>
-      <w:r>
-        <w:t xml:space="preserve">. STU - Student edition. Princeton University Press.</w:t>
-      </w:r>
-    </w:p>
-    <w:bookmarkEnd w:id="170"/>
-    <w:bookmarkStart w:id="171" w:name="ref-hoggtanis2015"/>
-    <w:p>
-      <w:pPr>
-        <w:pStyle w:val="Bibliography"/>
-      </w:pPr>
-      <w:r>
-        <w:t xml:space="preserve">Hogg, Robert V., Elliot A. Tanis, and Dale L. Zimmerman. 2019.</w:t>
-      </w:r>
-      <w:r>
-        <w:t xml:space="preserve"> </w:t>
-      </w:r>
-      <w:r>
-        <w:rPr>
-          <w:i/>
-          <w:iCs/>
-        </w:rPr>
-        <w:t xml:space="preserve">Probability and Statistical Inference</w:t>
-      </w:r>
-      <w:r>
-        <w:t xml:space="preserve">. Tenth edition. Pearson.</w:t>
-      </w:r>
-    </w:p>
-    <w:bookmarkEnd w:id="171"/>
-    <w:bookmarkStart w:id="172" w:name="ref-hosmer1989applied"/>
-    <w:p>
-      <w:pPr>
-        <w:pStyle w:val="Bibliography"/>
-      </w:pPr>
-      <w:r>
-        <w:t xml:space="preserve">Hosmer, David W., and Stanley Lemeshow. 1989.</w:t>
-      </w:r>
-      <w:r>
-        <w:t xml:space="preserve"> </w:t>
-      </w:r>
-      <w:r>
-        <w:rPr>
-          <w:i/>
-          <w:iCs/>
-        </w:rPr>
-        <w:t xml:space="preserve">Applied Logistic Regression</w:t>
-      </w:r>
-      <w:r>
-        <w:t xml:space="preserve">. Wiley.</w:t>
-      </w:r>
-    </w:p>
-    <w:bookmarkEnd w:id="172"/>
-    <w:bookmarkStart w:id="174" w:name="ref-kery-bayes-pop"/>
-    <w:p>
-      <w:pPr>
-        <w:pStyle w:val="Bibliography"/>
-      </w:pPr>
-      <w:r>
-        <w:t xml:space="preserve">Kéry, Marc., Michael. Schaub, and Steven R. Beissinger. 2012.</w:t>
-      </w:r>
-      <w:r>
-        <w:t xml:space="preserve"> </w:t>
-      </w:r>
-      <w:r>
-        <w:rPr>
-          <w:i/>
-          <w:iCs/>
-        </w:rPr>
-        <w:t xml:space="preserve">Bayesian Population Analysis Using</w:t>
-      </w:r>
-      <w:r>
-        <w:rPr>
-          <w:i/>
-          <w:iCs/>
-        </w:rPr>
-        <w:t xml:space="preserve"> </w:t>
-      </w:r>
-      <w:r>
-        <w:rPr>
-          <w:i/>
-          <w:iCs/>
-        </w:rPr>
-        <w:t xml:space="preserve">WinBUGS</w:t>
-      </w:r>
-      <w:r>
-        <w:rPr>
-          <w:i/>
-          <w:iCs/>
-        </w:rPr>
-        <w:t xml:space="preserve"> </w:t>
-      </w:r>
-      <w:r>
-        <w:rPr>
-          <w:i/>
-          <w:iCs/>
-        </w:rPr>
-        <w:t xml:space="preserve">: A Hierarchical Perspective</w:t>
-      </w:r>
-      <w:r>
-        <w:t xml:space="preserve">. 1st ed. Academic Press.</w:t>
-      </w:r>
-      <w:r>
-        <w:t xml:space="preserve"> </w:t>
-      </w:r>
-      <w:hyperlink r:id="rId173">
+        <w:t xml:space="preserve">: A hierarchical perspective</w:t>
+      </w:r>
+      <w:r>
+        <w:t xml:space="preserve">, 1st ed. Boston: Academic Press, 2012. Available:</w:t>
+      </w:r>
+      <w:r>
+        <w:t xml:space="preserve"> </w:t>
+      </w:r>
+      <w:hyperlink r:id="rId201">
         <w:r>
           <w:rPr>
             <w:rStyle w:val="Hyperlink"/>
@@ -43094,18 +44072,24 @@
           <w:t xml:space="preserve">https://shop.elsevier.com/books/bayesian-population-analysis-using-winbugs/kery/978-0-12-387020-9</w:t>
         </w:r>
       </w:hyperlink>
-      <w:r>
-        <w:t xml:space="preserve">.</w:t>
-      </w:r>
     </w:p>
-    <w:bookmarkEnd w:id="174"/>
-    <w:bookmarkStart w:id="175" w:name="ref-korner.bayes.ecology"/>
+    <w:bookmarkEnd w:id="202"/>
+    <w:bookmarkStart w:id="203" w:name="ref-HobbsN.Thompson2015Bmas"/>
     <w:p>
       <w:pPr>
         <w:pStyle w:val="Bibliography"/>
       </w:pPr>
       <w:r>
-        <w:t xml:space="preserve">Korner-Nievergelt, Fränzi, and Fränzi Korner-Nievergelt. 2015.</w:t>
+        <w:t xml:space="preserve">[25]</w:t>
+      </w:r>
+      <w:r>
+        <w:t xml:space="preserve"> </w:t>
+      </w:r>
+      <w:r>
+        <w:t xml:space="preserve">	</w:t>
+      </w:r>
+      <w:r>
+        <w:t xml:space="preserve">N. T. Hobbs and M. B. Hooten,</w:t>
       </w:r>
       <w:r>
         <w:t xml:space="preserve"> </w:t>
@@ -43115,333 +44099,61 @@
           <w:i/>
           <w:iCs/>
         </w:rPr>
-        <w:t xml:space="preserve">Bayesian Data Analysis in Ecology Using Linear Models with</w:t>
-      </w:r>
-      <w:r>
-        <w:rPr>
-          <w:i/>
-          <w:iCs/>
-        </w:rPr>
-        <w:t xml:space="preserve"> </w:t>
-      </w:r>
-      <w:r>
-        <w:rPr>
-          <w:i/>
-          <w:iCs/>
-        </w:rPr>
-        <w:t xml:space="preserve">R</w:t>
-      </w:r>
-      <w:r>
-        <w:rPr>
-          <w:i/>
-          <w:iCs/>
-        </w:rPr>
-        <w:t xml:space="preserve">,</w:t>
-      </w:r>
-      <w:r>
-        <w:rPr>
-          <w:i/>
-          <w:iCs/>
-        </w:rPr>
-        <w:t xml:space="preserve"> </w:t>
-      </w:r>
-      <w:r>
-        <w:rPr>
-          <w:i/>
-          <w:iCs/>
-        </w:rPr>
-        <w:t xml:space="preserve">BUGS</w:t>
-      </w:r>
-      <w:r>
-        <w:rPr>
-          <w:i/>
-          <w:iCs/>
-        </w:rPr>
-        <w:t xml:space="preserve">, and</w:t>
-      </w:r>
-      <w:r>
-        <w:rPr>
-          <w:i/>
-          <w:iCs/>
-        </w:rPr>
-        <w:t xml:space="preserve"> </w:t>
-      </w:r>
-      <w:r>
-        <w:rPr>
-          <w:i/>
-          <w:iCs/>
-        </w:rPr>
-        <w:t xml:space="preserve">Stan</w:t>
-      </w:r>
-      <w:r>
-        <w:t xml:space="preserve">. 1st ed. Academic Press.</w:t>
+        <w:t xml:space="preserve">Bayesian models: A statistical primer for ecologists</w:t>
+      </w:r>
+      <w:r>
+        <w:t xml:space="preserve">, STU - Student edition. Princeton: Princeton University Press, 2015.</w:t>
       </w:r>
     </w:p>
-    <w:bookmarkEnd w:id="175"/>
-    <w:bookmarkStart w:id="176" w:name="ref-statrethink2e"/>
+    <w:bookmarkEnd w:id="203"/>
+    <w:bookmarkStart w:id="205" w:name="ref-wikipedia_bayes_theorem"/>
     <w:p>
       <w:pPr>
         <w:pStyle w:val="Bibliography"/>
       </w:pPr>
       <w:r>
-        <w:t xml:space="preserve">McElreath, Richard. 2020.</w:t>
-      </w:r>
-      <w:r>
-        <w:t xml:space="preserve"> </w:t>
-      </w:r>
-      <w:r>
-        <w:rPr>
-          <w:i/>
-          <w:iCs/>
-        </w:rPr>
-        <w:t xml:space="preserve">Statistical Rethinking : A</w:t>
-      </w:r>
-      <w:r>
-        <w:rPr>
-          <w:i/>
-          <w:iCs/>
-        </w:rPr>
-        <w:t xml:space="preserve"> </w:t>
-      </w:r>
-      <w:r>
-        <w:rPr>
-          <w:i/>
-          <w:iCs/>
-        </w:rPr>
-        <w:t xml:space="preserve">Bayesian</w:t>
-      </w:r>
-      <w:r>
-        <w:rPr>
-          <w:i/>
-          <w:iCs/>
-        </w:rPr>
-        <w:t xml:space="preserve"> </w:t>
-      </w:r>
-      <w:r>
-        <w:rPr>
-          <w:i/>
-          <w:iCs/>
-        </w:rPr>
-        <w:t xml:space="preserve">Course with Examples in</w:t>
-      </w:r>
-      <w:r>
-        <w:rPr>
-          <w:i/>
-          <w:iCs/>
-        </w:rPr>
-        <w:t xml:space="preserve"> </w:t>
-      </w:r>
-      <w:r>
-        <w:rPr>
-          <w:i/>
-          <w:iCs/>
-        </w:rPr>
-        <w:t xml:space="preserve">R</w:t>
-      </w:r>
-      <w:r>
-        <w:rPr>
-          <w:i/>
-          <w:iCs/>
-        </w:rPr>
-        <w:t xml:space="preserve"> </w:t>
-      </w:r>
-      <w:r>
-        <w:rPr>
-          <w:i/>
-          <w:iCs/>
-        </w:rPr>
-        <w:t xml:space="preserve">and</w:t>
-      </w:r>
-      <w:r>
-        <w:rPr>
-          <w:i/>
-          <w:iCs/>
-        </w:rPr>
-        <w:t xml:space="preserve"> </w:t>
-      </w:r>
-      <w:r>
-        <w:rPr>
-          <w:i/>
-          <w:iCs/>
-        </w:rPr>
-        <w:t xml:space="preserve">Stan</w:t>
-      </w:r>
-      <w:r>
-        <w:t xml:space="preserve">. Second edition. Chapman &amp; Hall/CRC Texts in Statistical Science Series. CRC Press.</w:t>
-      </w:r>
-    </w:p>
-    <w:bookmarkEnd w:id="176"/>
-    <w:bookmarkStart w:id="177" w:name="ref-rice2007mathematical"/>
-    <w:p>
-      <w:pPr>
-        <w:pStyle w:val="Bibliography"/>
-      </w:pPr>
-      <w:r>
-        <w:t xml:space="preserve">Rice, John A. 2007.</w:t>
-      </w:r>
-      <w:r>
-        <w:t xml:space="preserve"> </w:t>
-      </w:r>
-      <w:r>
-        <w:rPr>
-          <w:i/>
-          <w:iCs/>
-        </w:rPr>
-        <w:t xml:space="preserve">Mathematical Statistics and Data Analysis</w:t>
-      </w:r>
-      <w:r>
-        <w:t xml:space="preserve">. 3rd ed. Cengage Learning.</w:t>
-      </w:r>
-    </w:p>
-    <w:bookmarkEnd w:id="177"/>
-    <w:bookmarkStart w:id="179" w:name="ref-rossbayes"/>
-    <w:p>
-      <w:pPr>
-        <w:pStyle w:val="Bibliography"/>
-      </w:pPr>
-      <w:r>
-        <w:t xml:space="preserve">Ross, Kevin. 2022.</w:t>
-      </w:r>
-      <w:r>
-        <w:t xml:space="preserve"> </w:t>
-      </w:r>
-      <w:r>
-        <w:rPr>
-          <w:i/>
-          <w:iCs/>
-        </w:rPr>
-        <w:t xml:space="preserve">An Introduction to Bayesian Reasoning and Methods</w:t>
-      </w:r>
-      <w:r>
-        <w:t xml:space="preserve">. Online.</w:t>
-      </w:r>
-      <w:r>
-        <w:t xml:space="preserve"> </w:t>
-      </w:r>
-      <w:hyperlink r:id="rId178">
-        <w:r>
-          <w:rPr>
-            <w:rStyle w:val="Hyperlink"/>
-          </w:rPr>
-          <w:t xml:space="preserve">https://bookdown.org/kevin_davisross/bayesian-reasoning-and-methods/</w:t>
-        </w:r>
-      </w:hyperlink>
-      <w:r>
-        <w:t xml:space="preserve">.</w:t>
-      </w:r>
-    </w:p>
-    <w:bookmarkEnd w:id="179"/>
-    <w:bookmarkStart w:id="181" w:name="ref-venables2002modern"/>
-    <w:p>
-      <w:pPr>
-        <w:pStyle w:val="Bibliography"/>
-      </w:pPr>
-      <w:r>
-        <w:t xml:space="preserve">Venables, W. N., and B. D. Ripley. 2002.</w:t>
-      </w:r>
-      <w:r>
-        <w:t xml:space="preserve"> </w:t>
-      </w:r>
-      <w:r>
-        <w:rPr>
-          <w:i/>
-          <w:iCs/>
-        </w:rPr>
-        <w:t xml:space="preserve">Modern Applied Statistics with</w:t>
-      </w:r>
-      <w:r>
-        <w:rPr>
-          <w:i/>
-          <w:iCs/>
-        </w:rPr>
-        <w:t xml:space="preserve"> </w:t>
-      </w:r>
-      <w:r>
-        <w:rPr>
-          <w:i/>
-          <w:iCs/>
-        </w:rPr>
-        <w:t xml:space="preserve">S</w:t>
-      </w:r>
-      <w:r>
-        <w:t xml:space="preserve">. 4th ed. Springer.</w:t>
-      </w:r>
-      <w:r>
-        <w:t xml:space="preserve"> </w:t>
-      </w:r>
-      <w:hyperlink r:id="rId180">
-        <w:r>
-          <w:rPr>
-            <w:rStyle w:val="Hyperlink"/>
-          </w:rPr>
-          <w:t xml:space="preserve">https://doi.org/10.1007/978-0-387-21706-2</w:t>
-        </w:r>
-      </w:hyperlink>
-      <w:r>
-        <w:t xml:space="preserve">.</w:t>
-      </w:r>
-    </w:p>
-    <w:bookmarkEnd w:id="181"/>
-    <w:bookmarkStart w:id="183" w:name="ref-wikipedia_bayes_theorem"/>
-    <w:p>
-      <w:pPr>
-        <w:pStyle w:val="Bibliography"/>
-      </w:pPr>
-      <w:r>
-        <w:t xml:space="preserve">Wikipedia contributors. 2026a.</w:t>
-      </w:r>
-      <w:r>
-        <w:t xml:space="preserve"> </w:t>
-      </w:r>
-      <w:r>
-        <w:rPr>
-          <w:i/>
-          <w:iCs/>
-        </w:rPr>
-        <w:t xml:space="preserve">Bayes’ Theorem —</w:t>
-      </w:r>
-      <w:r>
-        <w:rPr>
-          <w:i/>
-          <w:iCs/>
-        </w:rPr>
-        <w:t xml:space="preserve"> </w:t>
-      </w:r>
-      <w:r>
-        <w:rPr>
-          <w:i/>
-          <w:iCs/>
-        </w:rPr>
+        <w:t xml:space="preserve">[26]</w:t>
+      </w:r>
+      <w:r>
+        <w:t xml:space="preserve"> </w:t>
+      </w:r>
+      <w:r>
+        <w:t xml:space="preserve">	</w:t>
+      </w:r>
+      <w:r>
+        <w:t xml:space="preserve">Wikipedia contributors,</w:t>
+      </w:r>
+      <w:r>
+        <w:t xml:space="preserve"> </w:t>
+      </w:r>
+      <w:r>
+        <w:t xml:space="preserve">“Bayes’ theorem —</w:t>
+      </w:r>
+      <w:r>
+        <w:t xml:space="preserve"> </w:t>
+      </w:r>
+      <w:r>
         <w:t xml:space="preserve">Wikipedia</w:t>
       </w:r>
       <w:r>
-        <w:rPr>
-          <w:i/>
-          <w:iCs/>
-        </w:rPr>
         <w:t xml:space="preserve">,</w:t>
       </w:r>
       <w:r>
-        <w:rPr>
-          <w:i/>
-          <w:iCs/>
-        </w:rPr>
-        <w:t xml:space="preserve"> </w:t>
-      </w:r>
-      <w:r>
-        <w:rPr>
-          <w:i/>
-          <w:iCs/>
-        </w:rPr>
-        <w:t xml:space="preserve">the Free Encyclopedia</w:t>
-      </w:r>
-      <w:r>
-        <w:t xml:space="preserve">.</w:t>
-      </w:r>
-      <w:r>
-        <w:t xml:space="preserve"> </w:t>
-      </w:r>
-      <w:hyperlink r:id="rId182">
+        <w:t xml:space="preserve"> </w:t>
+      </w:r>
+      <w:r>
+        <w:t xml:space="preserve">the free encyclopedia.”</w:t>
+      </w:r>
+      <w:r>
+        <w:t xml:space="preserve"> </w:t>
+      </w:r>
+      <w:r>
+        <w:t xml:space="preserve">2026. Available:</w:t>
+      </w:r>
+      <w:r>
+        <w:t xml:space="preserve"> </w:t>
+      </w:r>
+      <w:hyperlink r:id="rId204">
         <w:r>
           <w:rPr>
             <w:rStyle w:val="Hyperlink"/>
@@ -43449,801 +44161,6 @@
           <w:t xml:space="preserve">https://en.wikipedia.org/wiki/Bayes%27_theorem</w:t>
         </w:r>
       </w:hyperlink>
-      <w:r>
-        <w:t xml:space="preserve">.</w:t>
-      </w:r>
-    </w:p>
-    <w:bookmarkEnd w:id="183"/>
-    <w:bookmarkStart w:id="185" w:name="Xea103239a4db138db144761a8bb4f764e3355fe"/>
-    <w:p>
-      <w:pPr>
-        <w:pStyle w:val="Bibliography"/>
-      </w:pPr>
-      <w:r>
-        <w:t xml:space="preserve">Wikipedia contributors. 2026b.</w:t>
-      </w:r>
-      <w:r>
-        <w:t xml:space="preserve"> </w:t>
-      </w:r>
-      <w:r>
-        <w:rPr>
-          <w:i/>
-          <w:iCs/>
-        </w:rPr>
-        <w:t xml:space="preserve">Bayesian Hierarchical Modeling —</w:t>
-      </w:r>
-      <w:r>
-        <w:rPr>
-          <w:i/>
-          <w:iCs/>
-        </w:rPr>
-        <w:t xml:space="preserve"> </w:t>
-      </w:r>
-      <w:r>
-        <w:rPr>
-          <w:i/>
-          <w:iCs/>
-        </w:rPr>
-        <w:t xml:space="preserve">Wikipedia</w:t>
-      </w:r>
-      <w:r>
-        <w:rPr>
-          <w:i/>
-          <w:iCs/>
-        </w:rPr>
-        <w:t xml:space="preserve">,</w:t>
-      </w:r>
-      <w:r>
-        <w:rPr>
-          <w:i/>
-          <w:iCs/>
-        </w:rPr>
-        <w:t xml:space="preserve"> </w:t>
-      </w:r>
-      <w:r>
-        <w:rPr>
-          <w:i/>
-          <w:iCs/>
-        </w:rPr>
-        <w:t xml:space="preserve">the Free Encyclopedia</w:t>
-      </w:r>
-      <w:r>
-        <w:t xml:space="preserve">.</w:t>
-      </w:r>
-      <w:r>
-        <w:t xml:space="preserve"> </w:t>
-      </w:r>
-      <w:hyperlink r:id="rId184">
-        <w:r>
-          <w:rPr>
-            <w:rStyle w:val="Hyperlink"/>
-          </w:rPr>
-          <w:t xml:space="preserve">https://en.wikipedia.org/wiki/Bayesian_hierarchical_modeling</w:t>
-        </w:r>
-      </w:hyperlink>
-      <w:r>
-        <w:t xml:space="preserve">.</w:t>
-      </w:r>
-    </w:p>
-    <w:bookmarkEnd w:id="185"/>
-    <w:bookmarkStart w:id="187" w:name="ref-wikipedia_bayesian_statistics"/>
-    <w:p>
-      <w:pPr>
-        <w:pStyle w:val="Bibliography"/>
-      </w:pPr>
-      <w:r>
-        <w:t xml:space="preserve">Wikipedia contributors. 2026c.</w:t>
-      </w:r>
-      <w:r>
-        <w:t xml:space="preserve"> </w:t>
-      </w:r>
-      <w:r>
-        <w:rPr>
-          <w:i/>
-          <w:iCs/>
-        </w:rPr>
-        <w:t xml:space="preserve">Bayesian Statistics —</w:t>
-      </w:r>
-      <w:r>
-        <w:rPr>
-          <w:i/>
-          <w:iCs/>
-        </w:rPr>
-        <w:t xml:space="preserve"> </w:t>
-      </w:r>
-      <w:r>
-        <w:rPr>
-          <w:i/>
-          <w:iCs/>
-        </w:rPr>
-        <w:t xml:space="preserve">Wikipedia</w:t>
-      </w:r>
-      <w:r>
-        <w:rPr>
-          <w:i/>
-          <w:iCs/>
-        </w:rPr>
-        <w:t xml:space="preserve">,</w:t>
-      </w:r>
-      <w:r>
-        <w:rPr>
-          <w:i/>
-          <w:iCs/>
-        </w:rPr>
-        <w:t xml:space="preserve"> </w:t>
-      </w:r>
-      <w:r>
-        <w:rPr>
-          <w:i/>
-          <w:iCs/>
-        </w:rPr>
-        <w:t xml:space="preserve">the Free Encyclopedia</w:t>
-      </w:r>
-      <w:r>
-        <w:t xml:space="preserve">.</w:t>
-      </w:r>
-      <w:r>
-        <w:t xml:space="preserve"> </w:t>
-      </w:r>
-      <w:hyperlink r:id="rId186">
-        <w:r>
-          <w:rPr>
-            <w:rStyle w:val="Hyperlink"/>
-          </w:rPr>
-          <w:t xml:space="preserve">https://en.wikipedia.org/wiki/Bayesian_statistics</w:t>
-        </w:r>
-      </w:hyperlink>
-      <w:r>
-        <w:t xml:space="preserve">.</w:t>
-      </w:r>
-    </w:p>
-    <w:bookmarkEnd w:id="187"/>
-    <w:bookmarkStart w:id="189" w:name="ref-wikipedia_conjugate_prior"/>
-    <w:p>
-      <w:pPr>
-        <w:pStyle w:val="Bibliography"/>
-      </w:pPr>
-      <w:r>
-        <w:t xml:space="preserve">Wikipedia contributors. 2026d.</w:t>
-      </w:r>
-      <w:r>
-        <w:t xml:space="preserve"> </w:t>
-      </w:r>
-      <w:r>
-        <w:rPr>
-          <w:i/>
-          <w:iCs/>
-        </w:rPr>
-        <w:t xml:space="preserve">Conjugate Prior —</w:t>
-      </w:r>
-      <w:r>
-        <w:rPr>
-          <w:i/>
-          <w:iCs/>
-        </w:rPr>
-        <w:t xml:space="preserve"> </w:t>
-      </w:r>
-      <w:r>
-        <w:rPr>
-          <w:i/>
-          <w:iCs/>
-        </w:rPr>
-        <w:t xml:space="preserve">Wikipedia</w:t>
-      </w:r>
-      <w:r>
-        <w:rPr>
-          <w:i/>
-          <w:iCs/>
-        </w:rPr>
-        <w:t xml:space="preserve">,</w:t>
-      </w:r>
-      <w:r>
-        <w:rPr>
-          <w:i/>
-          <w:iCs/>
-        </w:rPr>
-        <w:t xml:space="preserve"> </w:t>
-      </w:r>
-      <w:r>
-        <w:rPr>
-          <w:i/>
-          <w:iCs/>
-        </w:rPr>
-        <w:t xml:space="preserve">the Free Encyclopedia</w:t>
-      </w:r>
-      <w:r>
-        <w:t xml:space="preserve">.</w:t>
-      </w:r>
-      <w:r>
-        <w:t xml:space="preserve"> </w:t>
-      </w:r>
-      <w:hyperlink r:id="rId188">
-        <w:r>
-          <w:rPr>
-            <w:rStyle w:val="Hyperlink"/>
-          </w:rPr>
-          <w:t xml:space="preserve">https://en.wikipedia.org/wiki/Conjugate_prior</w:t>
-        </w:r>
-      </w:hyperlink>
-      <w:r>
-        <w:t xml:space="preserve">.</w:t>
-      </w:r>
-    </w:p>
-    <w:bookmarkEnd w:id="189"/>
-    <w:bookmarkStart w:id="191" w:name="ref-wikipedia_credible_interval"/>
-    <w:p>
-      <w:pPr>
-        <w:pStyle w:val="Bibliography"/>
-      </w:pPr>
-      <w:r>
-        <w:t xml:space="preserve">Wikipedia contributors. 2026e.</w:t>
-      </w:r>
-      <w:r>
-        <w:t xml:space="preserve"> </w:t>
-      </w:r>
-      <w:r>
-        <w:rPr>
-          <w:i/>
-          <w:iCs/>
-        </w:rPr>
-        <w:t xml:space="preserve">Credible Interval —</w:t>
-      </w:r>
-      <w:r>
-        <w:rPr>
-          <w:i/>
-          <w:iCs/>
-        </w:rPr>
-        <w:t xml:space="preserve"> </w:t>
-      </w:r>
-      <w:r>
-        <w:rPr>
-          <w:i/>
-          <w:iCs/>
-        </w:rPr>
-        <w:t xml:space="preserve">Wikipedia</w:t>
-      </w:r>
-      <w:r>
-        <w:rPr>
-          <w:i/>
-          <w:iCs/>
-        </w:rPr>
-        <w:t xml:space="preserve">,</w:t>
-      </w:r>
-      <w:r>
-        <w:rPr>
-          <w:i/>
-          <w:iCs/>
-        </w:rPr>
-        <w:t xml:space="preserve"> </w:t>
-      </w:r>
-      <w:r>
-        <w:rPr>
-          <w:i/>
-          <w:iCs/>
-        </w:rPr>
-        <w:t xml:space="preserve">the Free Encyclopedia</w:t>
-      </w:r>
-      <w:r>
-        <w:t xml:space="preserve">.</w:t>
-      </w:r>
-      <w:r>
-        <w:t xml:space="preserve"> </w:t>
-      </w:r>
-      <w:hyperlink r:id="rId190">
-        <w:r>
-          <w:rPr>
-            <w:rStyle w:val="Hyperlink"/>
-          </w:rPr>
-          <w:t xml:space="preserve">https://en.wikipedia.org/wiki/Credible_interval</w:t>
-        </w:r>
-      </w:hyperlink>
-      <w:r>
-        <w:t xml:space="preserve">.</w:t>
-      </w:r>
-    </w:p>
-    <w:bookmarkEnd w:id="191"/>
-    <w:bookmarkStart w:id="193" w:name="ref-wikipedia_frequentist_inference"/>
-    <w:p>
-      <w:pPr>
-        <w:pStyle w:val="Bibliography"/>
-      </w:pPr>
-      <w:r>
-        <w:t xml:space="preserve">Wikipedia contributors. 2026f.</w:t>
-      </w:r>
-      <w:r>
-        <w:t xml:space="preserve"> </w:t>
-      </w:r>
-      <w:r>
-        <w:rPr>
-          <w:i/>
-          <w:iCs/>
-        </w:rPr>
-        <w:t xml:space="preserve">Frequentist Inference —</w:t>
-      </w:r>
-      <w:r>
-        <w:rPr>
-          <w:i/>
-          <w:iCs/>
-        </w:rPr>
-        <w:t xml:space="preserve"> </w:t>
-      </w:r>
-      <w:r>
-        <w:rPr>
-          <w:i/>
-          <w:iCs/>
-        </w:rPr>
-        <w:t xml:space="preserve">Wikipedia</w:t>
-      </w:r>
-      <w:r>
-        <w:rPr>
-          <w:i/>
-          <w:iCs/>
-        </w:rPr>
-        <w:t xml:space="preserve">,</w:t>
-      </w:r>
-      <w:r>
-        <w:rPr>
-          <w:i/>
-          <w:iCs/>
-        </w:rPr>
-        <w:t xml:space="preserve"> </w:t>
-      </w:r>
-      <w:r>
-        <w:rPr>
-          <w:i/>
-          <w:iCs/>
-        </w:rPr>
-        <w:t xml:space="preserve">the Free Encyclopedia</w:t>
-      </w:r>
-      <w:r>
-        <w:t xml:space="preserve">.</w:t>
-      </w:r>
-      <w:r>
-        <w:t xml:space="preserve"> </w:t>
-      </w:r>
-      <w:hyperlink r:id="rId192">
-        <w:r>
-          <w:rPr>
-            <w:rStyle w:val="Hyperlink"/>
-          </w:rPr>
-          <w:t xml:space="preserve">https://en.wikipedia.org/wiki/Frequentist_inference</w:t>
-        </w:r>
-      </w:hyperlink>
-      <w:r>
-        <w:t xml:space="preserve">.</w:t>
-      </w:r>
-    </w:p>
-    <w:bookmarkEnd w:id="193"/>
-    <w:bookmarkStart w:id="195" w:name="ref-wikipedia_hyperparameter"/>
-    <w:p>
-      <w:pPr>
-        <w:pStyle w:val="Bibliography"/>
-      </w:pPr>
-      <w:r>
-        <w:t xml:space="preserve">Wikipedia contributors. 2026g.</w:t>
-      </w:r>
-      <w:r>
-        <w:t xml:space="preserve"> </w:t>
-      </w:r>
-      <w:r>
-        <w:rPr>
-          <w:i/>
-          <w:iCs/>
-        </w:rPr>
-        <w:t xml:space="preserve">Hyperparameter —</w:t>
-      </w:r>
-      <w:r>
-        <w:rPr>
-          <w:i/>
-          <w:iCs/>
-        </w:rPr>
-        <w:t xml:space="preserve"> </w:t>
-      </w:r>
-      <w:r>
-        <w:rPr>
-          <w:i/>
-          <w:iCs/>
-        </w:rPr>
-        <w:t xml:space="preserve">Wikipedia</w:t>
-      </w:r>
-      <w:r>
-        <w:rPr>
-          <w:i/>
-          <w:iCs/>
-        </w:rPr>
-        <w:t xml:space="preserve">,</w:t>
-      </w:r>
-      <w:r>
-        <w:rPr>
-          <w:i/>
-          <w:iCs/>
-        </w:rPr>
-        <w:t xml:space="preserve"> </w:t>
-      </w:r>
-      <w:r>
-        <w:rPr>
-          <w:i/>
-          <w:iCs/>
-        </w:rPr>
-        <w:t xml:space="preserve">the Free Encyclopedia</w:t>
-      </w:r>
-      <w:r>
-        <w:t xml:space="preserve">.</w:t>
-      </w:r>
-      <w:r>
-        <w:t xml:space="preserve"> </w:t>
-      </w:r>
-      <w:hyperlink r:id="rId194">
-        <w:r>
-          <w:rPr>
-            <w:rStyle w:val="Hyperlink"/>
-          </w:rPr>
-          <w:t xml:space="preserve">https://en.wikipedia.org/wiki/Hyperparameter</w:t>
-        </w:r>
-      </w:hyperlink>
-      <w:r>
-        <w:t xml:space="preserve">.</w:t>
-      </w:r>
-    </w:p>
-    <w:bookmarkEnd w:id="195"/>
-    <w:bookmarkStart w:id="197" w:name="ref-wikipedia_marginal_likelihood"/>
-    <w:p>
-      <w:pPr>
-        <w:pStyle w:val="Bibliography"/>
-      </w:pPr>
-      <w:r>
-        <w:t xml:space="preserve">Wikipedia contributors. 2026h.</w:t>
-      </w:r>
-      <w:r>
-        <w:t xml:space="preserve"> </w:t>
-      </w:r>
-      <w:r>
-        <w:rPr>
-          <w:i/>
-          <w:iCs/>
-        </w:rPr>
-        <w:t xml:space="preserve">Marginal Likelihood —</w:t>
-      </w:r>
-      <w:r>
-        <w:rPr>
-          <w:i/>
-          <w:iCs/>
-        </w:rPr>
-        <w:t xml:space="preserve"> </w:t>
-      </w:r>
-      <w:r>
-        <w:rPr>
-          <w:i/>
-          <w:iCs/>
-        </w:rPr>
-        <w:t xml:space="preserve">Wikipedia</w:t>
-      </w:r>
-      <w:r>
-        <w:rPr>
-          <w:i/>
-          <w:iCs/>
-        </w:rPr>
-        <w:t xml:space="preserve">,</w:t>
-      </w:r>
-      <w:r>
-        <w:rPr>
-          <w:i/>
-          <w:iCs/>
-        </w:rPr>
-        <w:t xml:space="preserve"> </w:t>
-      </w:r>
-      <w:r>
-        <w:rPr>
-          <w:i/>
-          <w:iCs/>
-        </w:rPr>
-        <w:t xml:space="preserve">the Free Encyclopedia</w:t>
-      </w:r>
-      <w:r>
-        <w:t xml:space="preserve">.</w:t>
-      </w:r>
-      <w:r>
-        <w:t xml:space="preserve"> </w:t>
-      </w:r>
-      <w:hyperlink r:id="rId196">
-        <w:r>
-          <w:rPr>
-            <w:rStyle w:val="Hyperlink"/>
-          </w:rPr>
-          <w:t xml:space="preserve">https://en.wikipedia.org/wiki/Marginal_likelihood</w:t>
-        </w:r>
-      </w:hyperlink>
-      <w:r>
-        <w:t xml:space="preserve">.</w:t>
-      </w:r>
-    </w:p>
-    <w:bookmarkEnd w:id="197"/>
-    <w:bookmarkStart w:id="199" w:name="X871396e0f5ab7b472f10de45599a17f11852f5b"/>
-    <w:p>
-      <w:pPr>
-        <w:pStyle w:val="Bibliography"/>
-      </w:pPr>
-      <w:r>
-        <w:t xml:space="preserve">Wikipedia contributors. 2026i.</w:t>
-      </w:r>
-      <w:r>
-        <w:t xml:space="preserve"> </w:t>
-      </w:r>
-      <w:r>
-        <w:rPr>
-          <w:i/>
-          <w:iCs/>
-        </w:rPr>
-        <w:t xml:space="preserve">Maximum a Posteriori Estimation —</w:t>
-      </w:r>
-      <w:r>
-        <w:rPr>
-          <w:i/>
-          <w:iCs/>
-        </w:rPr>
-        <w:t xml:space="preserve"> </w:t>
-      </w:r>
-      <w:r>
-        <w:rPr>
-          <w:i/>
-          <w:iCs/>
-        </w:rPr>
-        <w:t xml:space="preserve">Wikipedia</w:t>
-      </w:r>
-      <w:r>
-        <w:rPr>
-          <w:i/>
-          <w:iCs/>
-        </w:rPr>
-        <w:t xml:space="preserve">,</w:t>
-      </w:r>
-      <w:r>
-        <w:rPr>
-          <w:i/>
-          <w:iCs/>
-        </w:rPr>
-        <w:t xml:space="preserve"> </w:t>
-      </w:r>
-      <w:r>
-        <w:rPr>
-          <w:i/>
-          <w:iCs/>
-        </w:rPr>
-        <w:t xml:space="preserve">the Free Encyclopedia</w:t>
-      </w:r>
-      <w:r>
-        <w:t xml:space="preserve">.</w:t>
-      </w:r>
-      <w:r>
-        <w:t xml:space="preserve"> </w:t>
-      </w:r>
-      <w:hyperlink r:id="rId198">
-        <w:r>
-          <w:rPr>
-            <w:rStyle w:val="Hyperlink"/>
-          </w:rPr>
-          <w:t xml:space="preserve">https://en.wikipedia.org/wiki/Maximum_a_posteriori_estimation</w:t>
-        </w:r>
-      </w:hyperlink>
-      <w:r>
-        <w:t xml:space="preserve">.</w:t>
-      </w:r>
-    </w:p>
-    <w:bookmarkEnd w:id="199"/>
-    <w:bookmarkStart w:id="201" w:name="X251fce381c68f4be8e1b2ff4193232d14fa7d18"/>
-    <w:p>
-      <w:pPr>
-        <w:pStyle w:val="Bibliography"/>
-      </w:pPr>
-      <w:r>
-        <w:t xml:space="preserve">Wikipedia contributors. 2026j.</w:t>
-      </w:r>
-      <w:r>
-        <w:t xml:space="preserve"> </w:t>
-      </w:r>
-      <w:r>
-        <w:rPr>
-          <w:i/>
-          <w:iCs/>
-        </w:rPr>
-        <w:t xml:space="preserve">Posterior Predictive Distribution —</w:t>
-      </w:r>
-      <w:r>
-        <w:rPr>
-          <w:i/>
-          <w:iCs/>
-        </w:rPr>
-        <w:t xml:space="preserve"> </w:t>
-      </w:r>
-      <w:r>
-        <w:rPr>
-          <w:i/>
-          <w:iCs/>
-        </w:rPr>
-        <w:t xml:space="preserve">Wikipedia</w:t>
-      </w:r>
-      <w:r>
-        <w:rPr>
-          <w:i/>
-          <w:iCs/>
-        </w:rPr>
-        <w:t xml:space="preserve">,</w:t>
-      </w:r>
-      <w:r>
-        <w:rPr>
-          <w:i/>
-          <w:iCs/>
-        </w:rPr>
-        <w:t xml:space="preserve"> </w:t>
-      </w:r>
-      <w:r>
-        <w:rPr>
-          <w:i/>
-          <w:iCs/>
-        </w:rPr>
-        <w:t xml:space="preserve">the Free Encyclopedia</w:t>
-      </w:r>
-      <w:r>
-        <w:t xml:space="preserve">.</w:t>
-      </w:r>
-      <w:r>
-        <w:t xml:space="preserve"> </w:t>
-      </w:r>
-      <w:hyperlink r:id="rId200">
-        <w:r>
-          <w:rPr>
-            <w:rStyle w:val="Hyperlink"/>
-          </w:rPr>
-          <w:t xml:space="preserve">https://en.wikipedia.org/wiki/Posterior_predictive_distribution</w:t>
-        </w:r>
-      </w:hyperlink>
-      <w:r>
-        <w:t xml:space="preserve">.</w:t>
-      </w:r>
-    </w:p>
-    <w:bookmarkEnd w:id="201"/>
-    <w:bookmarkStart w:id="203" w:name="ref-wikipedia_posterior_probability"/>
-    <w:p>
-      <w:pPr>
-        <w:pStyle w:val="Bibliography"/>
-      </w:pPr>
-      <w:r>
-        <w:t xml:space="preserve">Wikipedia contributors. 2026k.</w:t>
-      </w:r>
-      <w:r>
-        <w:t xml:space="preserve"> </w:t>
-      </w:r>
-      <w:r>
-        <w:rPr>
-          <w:i/>
-          <w:iCs/>
-        </w:rPr>
-        <w:t xml:space="preserve">Posterior Probability —</w:t>
-      </w:r>
-      <w:r>
-        <w:rPr>
-          <w:i/>
-          <w:iCs/>
-        </w:rPr>
-        <w:t xml:space="preserve"> </w:t>
-      </w:r>
-      <w:r>
-        <w:rPr>
-          <w:i/>
-          <w:iCs/>
-        </w:rPr>
-        <w:t xml:space="preserve">Wikipedia</w:t>
-      </w:r>
-      <w:r>
-        <w:rPr>
-          <w:i/>
-          <w:iCs/>
-        </w:rPr>
-        <w:t xml:space="preserve">,</w:t>
-      </w:r>
-      <w:r>
-        <w:rPr>
-          <w:i/>
-          <w:iCs/>
-        </w:rPr>
-        <w:t xml:space="preserve"> </w:t>
-      </w:r>
-      <w:r>
-        <w:rPr>
-          <w:i/>
-          <w:iCs/>
-        </w:rPr>
-        <w:t xml:space="preserve">the Free Encyclopedia</w:t>
-      </w:r>
-      <w:r>
-        <w:t xml:space="preserve">.</w:t>
-      </w:r>
-      <w:r>
-        <w:t xml:space="preserve"> </w:t>
-      </w:r>
-      <w:hyperlink r:id="rId202">
-        <w:r>
-          <w:rPr>
-            <w:rStyle w:val="Hyperlink"/>
-          </w:rPr>
-          <w:t xml:space="preserve">https://en.wikipedia.org/wiki/Posterior_probability</w:t>
-        </w:r>
-      </w:hyperlink>
-      <w:r>
-        <w:t xml:space="preserve">.</w:t>
-      </w:r>
-    </w:p>
-    <w:bookmarkEnd w:id="203"/>
-    <w:bookmarkStart w:id="205" w:name="ref-wikipedia_prior_probability"/>
-    <w:p>
-      <w:pPr>
-        <w:pStyle w:val="Bibliography"/>
-      </w:pPr>
-      <w:r>
-        <w:t xml:space="preserve">Wikipedia contributors. 2026l.</w:t>
-      </w:r>
-      <w:r>
-        <w:t xml:space="preserve"> </w:t>
-      </w:r>
-      <w:r>
-        <w:rPr>
-          <w:i/>
-          <w:iCs/>
-        </w:rPr>
-        <w:t xml:space="preserve">Prior Probability —</w:t>
-      </w:r>
-      <w:r>
-        <w:rPr>
-          <w:i/>
-          <w:iCs/>
-        </w:rPr>
-        <w:t xml:space="preserve"> </w:t>
-      </w:r>
-      <w:r>
-        <w:rPr>
-          <w:i/>
-          <w:iCs/>
-        </w:rPr>
-        <w:t xml:space="preserve">Wikipedia</w:t>
-      </w:r>
-      <w:r>
-        <w:rPr>
-          <w:i/>
-          <w:iCs/>
-        </w:rPr>
-        <w:t xml:space="preserve">,</w:t>
-      </w:r>
-      <w:r>
-        <w:rPr>
-          <w:i/>
-          <w:iCs/>
-        </w:rPr>
-        <w:t xml:space="preserve"> </w:t>
-      </w:r>
-      <w:r>
-        <w:rPr>
-          <w:i/>
-          <w:iCs/>
-        </w:rPr>
-        <w:t xml:space="preserve">the Free Encyclopedia</w:t>
-      </w:r>
-      <w:r>
-        <w:t xml:space="preserve">.</w:t>
-      </w:r>
-      <w:r>
-        <w:t xml:space="preserve"> </w:t>
-      </w:r>
-      <w:hyperlink r:id="rId204">
-        <w:r>
-          <w:rPr>
-            <w:rStyle w:val="Hyperlink"/>
-          </w:rPr>
-          <w:t xml:space="preserve">https://en.wikipedia.org/wiki/Prior_probability</w:t>
-        </w:r>
-      </w:hyperlink>
-      <w:r>
-        <w:t xml:space="preserve">.</w:t>
-      </w:r>
     </w:p>
     <w:bookmarkEnd w:id="205"/>
     <w:bookmarkEnd w:id="206"/>
